--- a/flow/20230927_hours/triodion-lent/тиждень-7/7-4.docx
+++ b/flow/20230927_hours/triodion-lent/тиждень-7/7-4.docx
@@ -62,59 +62,68 @@
     </w:p>
     <w:p>
       <w:pPr>
-        <w:spacing w:line="240" w:lineRule="auto"/>
-        <w:rPr>
-          <w:rFonts w:ascii="Times New Roman" w:hAnsi="Times New Roman"/>
-          <w:sz w:val="24"/>
-        </w:rPr>
-      </w:pPr>
-      <w:r>
-        <w:rPr>
-          <w:rFonts w:ascii="Times New Roman" w:hAnsi="Times New Roman"/>
-          <w:i/>
-          <w:color w:val="FF0000"/>
-          <w:sz w:val="24"/>
-        </w:rPr>
-        <w:t xml:space="preserve">Вірні: </w:t>
-      </w:r>
-      <w:r>
-        <w:rPr>
-          <w:rFonts w:ascii="Times New Roman" w:hAnsi="Times New Roman"/>
-          <w:sz w:val="24"/>
-        </w:rPr>
-        <w:t>Амінь. Слава тобі, Боже наш, слава тобі.</w:t>
-      </w:r>
-    </w:p>
-    <w:p>
-      <w:pPr>
-        <w:spacing w:line="240" w:lineRule="auto"/>
-        <w:rPr>
-          <w:rFonts w:ascii="Times New Roman" w:hAnsi="Times New Roman"/>
-          <w:sz w:val="24"/>
-        </w:rPr>
-      </w:pPr>
-      <w:r>
-        <w:rPr>
-          <w:rFonts w:ascii="Times New Roman" w:hAnsi="Times New Roman"/>
-          <w:sz w:val="24"/>
-        </w:rPr>
-        <w:t>Царю небесний, утішителю, Душе істини,* що всюди єси і все наповняєш,* скарбе дібр і життя подателю,* прийди і вселися в нас,* і очисти нас від усякої скверни,* і спаси, Благий, душі наші.</w:t>
-      </w:r>
-    </w:p>
-    <w:p>
-      <w:pPr>
-        <w:spacing w:line="240" w:lineRule="auto"/>
-        <w:rPr>
-          <w:rFonts w:ascii="Times New Roman" w:hAnsi="Times New Roman"/>
-          <w:sz w:val="24"/>
-        </w:rPr>
-      </w:pPr>
-      <w:r>
-        <w:rPr>
-          <w:rFonts w:ascii="Times New Roman" w:hAnsi="Times New Roman"/>
-          <w:sz w:val="24"/>
-        </w:rPr>
-        <w:t xml:space="preserve">Святий Боже, святий Кріпкий, святий Безсмертний, помилуй нас </w:t>
+        <w:spacing w:after="120"/>
+      </w:pPr>
+      <w:r>
+        <w:rPr>
+          <w:rFonts w:ascii="Times New Roman" w:hAnsi="Times New Roman"/>
+          <w:i/>
+          <w:color w:val="FF0000"/>
+          <w:sz w:val="24"/>
+        </w:rPr>
+        <w:t>Вірні:</w:t>
+      </w:r>
+      <w:r>
+        <w:rPr>
+          <w:rFonts w:ascii="Times New Roman" w:hAnsi="Times New Roman"/>
+          <w:color w:val="FF0000"/>
+          <w:sz w:val="24"/>
+        </w:rPr>
+        <w:t xml:space="preserve"> </w:t>
+      </w:r>
+      <w:r>
+        <w:rPr>
+          <w:rFonts w:ascii="Times New Roman" w:hAnsi="Times New Roman"/>
+          <w:sz w:val="24"/>
+        </w:rPr>
+        <w:t>Амі́нь.</w:t>
+      </w:r>
+    </w:p>
+    <w:p>
+      <w:pPr>
+        <w:spacing w:after="120"/>
+      </w:pPr>
+      <w:r>
+        <w:rPr>
+          <w:rFonts w:ascii="Times New Roman" w:hAnsi="Times New Roman"/>
+          <w:sz w:val="24"/>
+        </w:rPr>
+        <w:t>Сла́ва Тобі́, Бо́же наш, сла́ва Тобі́.</w:t>
+      </w:r>
+    </w:p>
+    <w:p>
+      <w:pPr>
+        <w:spacing w:after="120"/>
+      </w:pPr>
+      <w:r>
+        <w:rPr>
+          <w:rFonts w:ascii="Times New Roman" w:hAnsi="Times New Roman"/>
+          <w:sz w:val="24"/>
+        </w:rPr>
+        <w:t>Ца́рю небе́сний, утіши́телю, Ду́ше íстини,* що всю́ди єси́ і все наповня́єш,* скарбни́це благ і життя́ пода́телю,* прийди́, і всели́ся в нас,* і очи́сти нас від уся́кої скве́рни,* і спаси́, благи́й, ду́ші на́ші.</w:t>
+      </w:r>
+    </w:p>
+    <w:p>
+      <w:pPr>
+        <w:spacing w:after="120"/>
+        <w:jc w:val="both"/>
+      </w:pPr>
+      <w:r>
+        <w:rPr>
+          <w:rFonts w:ascii="Times New Roman" w:hAnsi="Times New Roman"/>
+          <w:sz w:val="24"/>
+        </w:rPr>
+        <w:t xml:space="preserve">Святий Боже, святий Кріпкий, святий Безсмертний, помилуй нас. </w:t>
       </w:r>
       <w:r>
         <w:rPr>
@@ -125,166 +134,169 @@
         </w:rPr>
         <w:t>(3 р.)</w:t>
       </w:r>
-      <w:r>
-        <w:rPr>
-          <w:rFonts w:ascii="Times New Roman" w:hAnsi="Times New Roman"/>
+    </w:p>
+    <w:p>
+      <w:pPr>
+        <w:spacing w:line="240" w:lineRule="auto"/>
+        <w:rPr>
+          <w:rFonts w:ascii="Times New Roman" w:hAnsi="Times New Roman"/>
+          <w:sz w:val="24"/>
+        </w:rPr>
+      </w:pPr>
+      <w:r>
+        <w:rPr>
+          <w:rFonts w:ascii="Times New Roman" w:hAnsi="Times New Roman"/>
+          <w:sz w:val="24"/>
+        </w:rPr>
+        <w:t>Слава Отцю, і Сину, і Святому Духові,* і нині, і повсякчас, і на віки вічні. Амінь.</w:t>
+      </w:r>
+    </w:p>
+    <w:p>
+      <w:pPr>
+        <w:spacing w:line="240" w:lineRule="auto"/>
+        <w:rPr>
+          <w:rFonts w:ascii="Times New Roman" w:hAnsi="Times New Roman"/>
+          <w:sz w:val="24"/>
+        </w:rPr>
+      </w:pPr>
+      <w:r>
+        <w:rPr>
+          <w:rFonts w:ascii="Times New Roman" w:hAnsi="Times New Roman"/>
+          <w:sz w:val="24"/>
+        </w:rPr>
+        <w:t>Пресвята Тройце, помилуй нас;* Господи, очисти гріхи наші;* Владико, прости беззаконня наші;* Святий, завітай і зціли немочі наші імени твого ради.</w:t>
+      </w:r>
+    </w:p>
+    <w:p>
+      <w:pPr>
+        <w:spacing w:after="120"/>
+        <w:jc w:val="both"/>
+      </w:pPr>
+      <w:r>
+        <w:rPr>
+          <w:rFonts w:ascii="Times New Roman" w:hAnsi="Times New Roman"/>
+          <w:sz w:val="24"/>
+        </w:rPr>
+        <w:t xml:space="preserve">Господи, помилуй. </w:t>
+      </w:r>
+      <w:r>
+        <w:rPr>
+          <w:rFonts w:ascii="Times New Roman" w:hAnsi="Times New Roman"/>
+          <w:i/>
+          <w:color w:val="FF0000"/>
+          <w:sz w:val="24"/>
+        </w:rPr>
+        <w:t>(3 р.)</w:t>
+      </w:r>
+    </w:p>
+    <w:p>
+      <w:pPr>
+        <w:spacing w:line="240" w:lineRule="auto"/>
+        <w:rPr>
+          <w:rFonts w:ascii="Times New Roman" w:hAnsi="Times New Roman"/>
+          <w:sz w:val="24"/>
+        </w:rPr>
+      </w:pPr>
+      <w:r>
+        <w:rPr>
+          <w:rFonts w:ascii="Times New Roman" w:hAnsi="Times New Roman"/>
+          <w:sz w:val="24"/>
+        </w:rPr>
+        <w:t>Слава Отцю, і Сину, і Святому Духові* і нині, і повсякчас, і на віки вічні. Амінь.</w:t>
+      </w:r>
+    </w:p>
+    <w:p>
+      <w:pPr>
+        <w:spacing w:line="240" w:lineRule="auto"/>
+        <w:rPr>
+          <w:rFonts w:ascii="Times New Roman" w:hAnsi="Times New Roman"/>
+          <w:sz w:val="24"/>
+        </w:rPr>
+      </w:pPr>
+      <w:r>
+        <w:rPr>
+          <w:rFonts w:ascii="Times New Roman" w:hAnsi="Times New Roman"/>
+          <w:sz w:val="24"/>
+        </w:rPr>
+        <w:t>Отче наш, що єси на небесах,* нехай святиться ім’я твоє,* нехай прийде царство твоє,* нехай буде воля твоя, як на небі, так і на землі.* Хліб наш насущний дай нам сьогодні,* і прости нам провини наші,* як і ми прощаємо винуватцям нашим,* і не введи нас у спокусу,* але визволи нас від лукавого.</w:t>
+      </w:r>
+    </w:p>
+    <w:p>
+      <w:pPr>
+        <w:spacing w:line="240" w:lineRule="auto"/>
+        <w:rPr>
+          <w:rFonts w:ascii="Times New Roman" w:hAnsi="Times New Roman"/>
+          <w:sz w:val="24"/>
+        </w:rPr>
+      </w:pPr>
+      <w:r>
+        <w:rPr>
+          <w:rFonts w:ascii="Times New Roman" w:hAnsi="Times New Roman"/>
+          <w:i/>
+          <w:color w:val="FF0000"/>
+          <w:sz w:val="24"/>
+        </w:rPr>
+        <w:t>Священик</w:t>
+      </w:r>
+      <w:r>
+        <w:rPr>
+          <w:rFonts w:ascii="Times New Roman" w:hAnsi="Times New Roman"/>
+          <w:color w:val="FF0000"/>
+          <w:sz w:val="24"/>
+        </w:rPr>
+        <w:t xml:space="preserve">: </w:t>
+      </w:r>
+      <w:r>
+        <w:rPr>
+          <w:rFonts w:ascii="Times New Roman" w:hAnsi="Times New Roman"/>
+          <w:sz w:val="24"/>
+        </w:rPr>
+        <w:t>Бо твоє є царство, і сила, і слава, Отця, і Сина, і Святого Духа, нині і повсякчас, і на віки вічні.</w:t>
+      </w:r>
+    </w:p>
+    <w:p>
+      <w:pPr>
+        <w:spacing w:after="120"/>
+        <w:jc w:val="both"/>
+      </w:pPr>
+      <w:r>
+        <w:rPr>
+          <w:rFonts w:ascii="Times New Roman" w:hAnsi="Times New Roman"/>
+          <w:i/>
+          <w:color w:val="FF0000"/>
+          <w:sz w:val="24"/>
+        </w:rPr>
+        <w:t>Вірні:</w:t>
+      </w:r>
+      <w:r>
+        <w:rPr>
+          <w:rFonts w:ascii="Times New Roman" w:hAnsi="Times New Roman"/>
+          <w:color w:val="FF0000"/>
+          <w:sz w:val="24"/>
+        </w:rPr>
+        <w:t xml:space="preserve"> </w:t>
+      </w:r>
+      <w:r>
+        <w:rPr>
+          <w:rFonts w:ascii="Times New Roman" w:hAnsi="Times New Roman"/>
+          <w:sz w:val="24"/>
+        </w:rPr>
+        <w:t>Амінь. Господи, помилуй</w:t>
+      </w:r>
+      <w:r>
+        <w:rPr>
+          <w:rFonts w:ascii="Times New Roman" w:hAnsi="Times New Roman"/>
+          <w:i/>
           <w:sz w:val="24"/>
         </w:rPr>
         <w:t>.</w:t>
       </w:r>
-    </w:p>
-    <w:p>
-      <w:pPr>
-        <w:spacing w:line="240" w:lineRule="auto"/>
-        <w:rPr>
-          <w:rFonts w:ascii="Times New Roman" w:hAnsi="Times New Roman"/>
-          <w:sz w:val="24"/>
-        </w:rPr>
-      </w:pPr>
-      <w:r>
-        <w:rPr>
-          <w:rFonts w:ascii="Times New Roman" w:hAnsi="Times New Roman"/>
-          <w:sz w:val="24"/>
-        </w:rPr>
-        <w:t>Слава Отцю, і Сину, і Святому Духові,* і нині, і повсякчас, і на віки вічні. Амінь.</w:t>
-      </w:r>
-    </w:p>
-    <w:p>
-      <w:pPr>
-        <w:spacing w:line="240" w:lineRule="auto"/>
-        <w:rPr>
-          <w:rFonts w:ascii="Times New Roman" w:hAnsi="Times New Roman"/>
-          <w:sz w:val="24"/>
-        </w:rPr>
-      </w:pPr>
-      <w:r>
-        <w:rPr>
-          <w:rFonts w:ascii="Times New Roman" w:hAnsi="Times New Roman"/>
-          <w:sz w:val="24"/>
-        </w:rPr>
-        <w:t>Пресвята Тройце, помилуй нас;* Господи, очисти гріхи наші;* Владико, прости беззаконня наші;* Святий, завітай і зціли немочі наші імени твого ради.</w:t>
-      </w:r>
-    </w:p>
-    <w:p>
-      <w:pPr>
-        <w:spacing w:line="240" w:lineRule="auto"/>
-        <w:rPr>
-          <w:rFonts w:ascii="Times New Roman" w:hAnsi="Times New Roman"/>
-          <w:sz w:val="24"/>
-        </w:rPr>
-      </w:pPr>
-      <w:r>
-        <w:rPr>
-          <w:rFonts w:ascii="Times New Roman" w:hAnsi="Times New Roman"/>
-          <w:sz w:val="24"/>
-        </w:rPr>
-        <w:t xml:space="preserve">Господи, помилуй </w:t>
-      </w:r>
-      <w:r>
-        <w:rPr>
-          <w:rFonts w:ascii="Times New Roman" w:hAnsi="Times New Roman"/>
-          <w:i/>
-          <w:color w:val="FF0000"/>
-          <w:sz w:val="24"/>
-        </w:rPr>
-        <w:t>(3 р.)</w:t>
-      </w:r>
-      <w:r>
-        <w:rPr>
-          <w:rFonts w:ascii="Times New Roman" w:hAnsi="Times New Roman"/>
-          <w:sz w:val="24"/>
-        </w:rPr>
-        <w:t>.</w:t>
-      </w:r>
-    </w:p>
-    <w:p>
-      <w:pPr>
-        <w:spacing w:line="240" w:lineRule="auto"/>
-        <w:rPr>
-          <w:rFonts w:ascii="Times New Roman" w:hAnsi="Times New Roman"/>
-          <w:sz w:val="24"/>
-        </w:rPr>
-      </w:pPr>
-      <w:r>
-        <w:rPr>
-          <w:rFonts w:ascii="Times New Roman" w:hAnsi="Times New Roman"/>
-          <w:sz w:val="24"/>
-        </w:rPr>
-        <w:t>Слава Отцю, і Сину, і Святому Духові* і нині, і повсякчас, і на віки вічні. Амінь.</w:t>
-      </w:r>
-    </w:p>
-    <w:p>
-      <w:pPr>
-        <w:spacing w:line="240" w:lineRule="auto"/>
-        <w:rPr>
-          <w:rFonts w:ascii="Times New Roman" w:hAnsi="Times New Roman"/>
-          <w:sz w:val="24"/>
-        </w:rPr>
-      </w:pPr>
-      <w:r>
-        <w:rPr>
-          <w:rFonts w:ascii="Times New Roman" w:hAnsi="Times New Roman"/>
-          <w:sz w:val="24"/>
-        </w:rPr>
-        <w:t>Отче наш, що єси на небесах,* нехай святиться ім’я твоє,* нехай прийде царство твоє,* нехай буде воля твоя, як на небі, так і на землі.* Хліб наш насущний дай нам сьогодні,* і прости нам провини наші,* як і ми прощаємо винуватцям нашим,* і не введи нас у спокусу,* але визволи нас від лукавого.</w:t>
-      </w:r>
-    </w:p>
-    <w:p>
-      <w:pPr>
-        <w:spacing w:line="240" w:lineRule="auto"/>
-        <w:rPr>
-          <w:rFonts w:ascii="Times New Roman" w:hAnsi="Times New Roman"/>
-          <w:sz w:val="24"/>
-        </w:rPr>
-      </w:pPr>
-      <w:r>
-        <w:rPr>
-          <w:rFonts w:ascii="Times New Roman" w:hAnsi="Times New Roman"/>
-          <w:i/>
-          <w:color w:val="FF0000"/>
-          <w:sz w:val="24"/>
-        </w:rPr>
-        <w:t>Священик</w:t>
-      </w:r>
-      <w:r>
-        <w:rPr>
-          <w:rFonts w:ascii="Times New Roman" w:hAnsi="Times New Roman"/>
-          <w:color w:val="FF0000"/>
-          <w:sz w:val="24"/>
-        </w:rPr>
-        <w:t xml:space="preserve">: </w:t>
-      </w:r>
-      <w:r>
-        <w:rPr>
-          <w:rFonts w:ascii="Times New Roman" w:hAnsi="Times New Roman"/>
-          <w:sz w:val="24"/>
-        </w:rPr>
-        <w:t>Бо твоє є царство, і сила, і слава, Отця, і Сина, і Святого Духа, нині і повсякчас, і на віки вічні.</w:t>
-      </w:r>
-    </w:p>
-    <w:p>
-      <w:pPr>
-        <w:spacing w:line="240" w:lineRule="auto"/>
-        <w:rPr>
-          <w:rFonts w:ascii="Times New Roman" w:hAnsi="Times New Roman"/>
-          <w:sz w:val="24"/>
-        </w:rPr>
-      </w:pPr>
-      <w:r>
-        <w:rPr>
-          <w:rFonts w:ascii="Times New Roman" w:hAnsi="Times New Roman"/>
-          <w:i/>
-          <w:color w:val="FF0000"/>
-          <w:sz w:val="24"/>
-        </w:rPr>
-        <w:t xml:space="preserve">Вірні: </w:t>
-      </w:r>
-      <w:r>
-        <w:rPr>
-          <w:rFonts w:ascii="Times New Roman" w:hAnsi="Times New Roman"/>
-          <w:sz w:val="24"/>
-        </w:rPr>
-        <w:t xml:space="preserve">Амінь. Господи, помилуй </w:t>
+      <w:r>
+        <w:rPr>
+          <w:rFonts w:ascii="Times New Roman" w:hAnsi="Times New Roman"/>
+          <w:sz w:val="24"/>
+        </w:rPr>
+        <w:t xml:space="preserve"> </w:t>
       </w:r>
       <w:r>
         <w:rPr>
@@ -295,13 +307,6 @@
         </w:rPr>
         <w:t>(12 р.)</w:t>
       </w:r>
-      <w:r>
-        <w:rPr>
-          <w:rFonts w:ascii="Times New Roman" w:hAnsi="Times New Roman"/>
-          <w:sz w:val="24"/>
-        </w:rPr>
-        <w:t>.</w:t>
-      </w:r>
     </w:p>
     <w:p>
       <w:pPr>
@@ -335,50 +340,41 @@
     </w:p>
     <w:p>
       <w:pPr>
-        <w:spacing w:line="240" w:lineRule="auto"/>
-        <w:rPr>
-          <w:rFonts w:ascii="Times New Roman" w:hAnsi="Times New Roman"/>
-          <w:sz w:val="24"/>
-        </w:rPr>
-      </w:pPr>
-      <w:r>
-        <w:rPr>
-          <w:rFonts w:ascii="Times New Roman" w:hAnsi="Times New Roman"/>
-          <w:sz w:val="24"/>
-        </w:rPr>
-        <w:t>Прийдіте, поклонімся* Цареві нашому Богу.</w:t>
-      </w:r>
-    </w:p>
-    <w:p>
-      <w:pPr>
-        <w:spacing w:line="240" w:lineRule="auto"/>
-        <w:rPr>
-          <w:rFonts w:ascii="Times New Roman" w:hAnsi="Times New Roman"/>
-          <w:sz w:val="24"/>
-        </w:rPr>
-      </w:pPr>
-      <w:r>
-        <w:rPr>
-          <w:rFonts w:ascii="Times New Roman" w:hAnsi="Times New Roman"/>
-          <w:sz w:val="24"/>
-        </w:rPr>
-        <w:t>Прийдіте, поклонімся* Христові, Цареві нашому Богу.</w:t>
-      </w:r>
-    </w:p>
-    <w:p>
-      <w:pPr>
-        <w:spacing w:line="240" w:lineRule="auto"/>
-        <w:rPr>
-          <w:rFonts w:ascii="Times New Roman" w:hAnsi="Times New Roman"/>
-          <w:sz w:val="24"/>
-        </w:rPr>
-      </w:pPr>
-      <w:r>
-        <w:rPr>
-          <w:rFonts w:ascii="Times New Roman" w:hAnsi="Times New Roman"/>
-          <w:sz w:val="24"/>
-        </w:rPr>
-        <w:t>Прийдіте, поклонімся і припадім* до самого Господа Ісуса Христа, Царя і Бога нашого.</w:t>
+        <w:spacing w:after="120"/>
+        <w:jc w:val="both"/>
+      </w:pPr>
+      <w:r>
+        <w:rPr>
+          <w:rFonts w:ascii="Times New Roman" w:hAnsi="Times New Roman"/>
+          <w:sz w:val="24"/>
+        </w:rPr>
+        <w:t>Прийді́те, поклоні́мся* царе́ві на́шому – Бо́гу.</w:t>
+      </w:r>
+    </w:p>
+    <w:p>
+      <w:pPr>
+        <w:spacing w:after="120"/>
+        <w:jc w:val="both"/>
+      </w:pPr>
+      <w:r>
+        <w:rPr>
+          <w:rFonts w:ascii="Times New Roman" w:hAnsi="Times New Roman"/>
+          <w:sz w:val="24"/>
+        </w:rPr>
+        <w:t>Прийді́те, поклоні́мся* Христо́ві, царе́ві на́шому – Бо́гу.</w:t>
+      </w:r>
+    </w:p>
+    <w:p>
+      <w:pPr>
+        <w:spacing w:after="120"/>
+        <w:jc w:val="both"/>
+      </w:pPr>
+      <w:r>
+        <w:rPr>
+          <w:rFonts w:ascii="Times New Roman" w:hAnsi="Times New Roman"/>
+          <w:sz w:val="24"/>
+        </w:rPr>
+        <w:t>Прийді́те, поклоні́мся і припаді́м* до само́го Го́спода Ісу́са Христа́ – царя́ і Бо́га на́шого.</w:t>
       </w:r>
     </w:p>
     <w:p>
@@ -1136,18 +1132,15 @@
     </w:p>
     <w:p>
       <w:pPr>
-        <w:spacing w:line="240" w:lineRule="auto"/>
-        <w:rPr>
-          <w:rFonts w:ascii="Times New Roman" w:hAnsi="Times New Roman"/>
-          <w:sz w:val="24"/>
-        </w:rPr>
-      </w:pPr>
-      <w:r>
-        <w:rPr>
-          <w:rFonts w:ascii="Times New Roman" w:hAnsi="Times New Roman"/>
-          <w:sz w:val="24"/>
-        </w:rPr>
-        <w:t xml:space="preserve">Господи, помилуй </w:t>
+        <w:spacing w:after="120"/>
+        <w:jc w:val="both"/>
+      </w:pPr>
+      <w:r>
+        <w:rPr>
+          <w:rFonts w:ascii="Times New Roman" w:hAnsi="Times New Roman"/>
+          <w:sz w:val="24"/>
+        </w:rPr>
+        <w:t xml:space="preserve">Господи, помилуй. </w:t>
       </w:r>
       <w:r>
         <w:rPr>
@@ -1157,13 +1150,6 @@
           <w:sz w:val="24"/>
         </w:rPr>
         <w:t>(3 р.)</w:t>
-      </w:r>
-      <w:r>
-        <w:rPr>
-          <w:rFonts w:ascii="Times New Roman" w:hAnsi="Times New Roman"/>
-          <w:sz w:val="24"/>
-        </w:rPr>
-        <w:t>.</w:t>
       </w:r>
     </w:p>
     <w:p>
@@ -1335,7 +1321,7 @@
         <w:rPr>
           <w:lang w:val="uk-UA"/>
         </w:rPr>
-        <w:t> Ти, що був битий по лиці за рід людський* – і не прогнівався;* визволи од тління життя наше, Господи,* і спаси нас.</w:t>
+        <w:t xml:space="preserve"> Ти, що був битий по лиці за рід людський* – і не прогнівався;* визволи од тління життя наше, Господи,* і спаси нас.</w:t>
       </w:r>
     </w:p>
     <w:p>
@@ -1358,7 +1344,7 @@
         <w:rPr>
           <w:lang w:val="uk-UA"/>
         </w:rPr>
-        <w:t> </w:t>
+        <w:t xml:space="preserve"> </w:t>
       </w:r>
       <w:r>
         <w:rPr>
@@ -1394,7 +1380,7 @@
         <w:rPr>
           <w:lang w:val="uk-UA"/>
         </w:rPr>
-        <w:t> Будьмо уважні. Мир усім. Премудрість, будьмо уважні.</w:t>
+        <w:t xml:space="preserve"> Будьмо уважні. Мир усім. Премудрість, будьмо уважні.</w:t>
       </w:r>
     </w:p>
     <w:p>
@@ -1472,7 +1458,7 @@
         <w:rPr>
           <w:lang w:val="uk-UA"/>
         </w:rPr>
-        <w:t> Хай пізнають народи, що Ім’я Тобі – Господь. </w:t>
+        <w:t xml:space="preserve"> Хай пізнають народи, що Ім’я Тобі – Господь. </w:t>
       </w:r>
       <w:r>
         <w:rPr>
@@ -1541,7 +1527,7 @@
         <w:rPr>
           <w:lang w:val="uk-UA"/>
         </w:rPr>
-        <w:t> Боже, хто уподобиться Тобі?</w:t>
+        <w:t xml:space="preserve"> Боже, хто уподобиться Тобі?</w:t>
       </w:r>
       <w:r>
         <w:rPr>
@@ -1550,7 +1536,7 @@
           <w:szCs w:val="22"/>
           <w:lang w:val="uk-UA"/>
         </w:rPr>
-        <w:t> (Пс</w:t>
+        <w:t xml:space="preserve"> (Пс</w:t>
       </w:r>
       <w:r>
         <w:rPr>
@@ -1635,7 +1621,7 @@
         <w:rPr>
           <w:lang w:val="uk-UA"/>
         </w:rPr>
-        <w:t> Премудрість.</w:t>
+        <w:t xml:space="preserve"> Премудрість.</w:t>
       </w:r>
     </w:p>
     <w:p>
@@ -1659,7 +1645,7 @@
         <w:rPr>
           <w:lang w:val="uk-UA"/>
         </w:rPr>
-        <w:t> З книги пророка Єремії читання.</w:t>
+        <w:t xml:space="preserve"> З книги пророка Єремії читання.</w:t>
       </w:r>
     </w:p>
     <w:p>
@@ -1683,7 +1669,7 @@
         <w:rPr>
           <w:lang w:val="uk-UA"/>
         </w:rPr>
-        <w:t> Будьмо уважні.</w:t>
+        <w:t xml:space="preserve"> Будьмо уважні.</w:t>
       </w:r>
     </w:p>
     <w:p>
@@ -1707,7 +1693,7 @@
         <w:rPr>
           <w:lang w:val="uk-UA"/>
         </w:rPr>
-        <w:t> Господи, врозуми мене, і я розумітиму!</w:t>
+        <w:t xml:space="preserve"> Господи, врозуми мене, і я розумітиму!</w:t>
       </w:r>
       <w:r>
         <w:rPr>
@@ -1846,7 +1832,7 @@
         <w:rPr>
           <w:lang w:val="uk-UA"/>
         </w:rPr>
-        <w:t>Господь же так говорить про всіх сусідів лукавих, тих, що займають спадщину мою, яку я уділив народові моєму, Ізраїлеві: «Ось я вирву їх із землі їх і заберу Юду з-поміж них, і буде по тому, як я заберу їх, – повернуся і помилую їх, і оселю їх кожного у спадщині його і кожного в землі його». </w:t>
+        <w:t xml:space="preserve">Господь же так говорить про всіх сусідів лукавих, тих, що займають спадщину мою, яку я уділив народові моєму, Ізраїлеві: «Ось я вирву їх із землі їх і заберу Юду з-поміж них, і буде по тому, як я заберу їх, – повернуся і помилую їх, і оселю їх кожного у спадщині його і кожного в землі його». </w:t>
       </w:r>
       <w:r>
         <w:rPr>
@@ -1933,7 +1919,7 @@
         <w:rPr>
           <w:lang w:val="uk-UA"/>
         </w:rPr>
-        <w:t xml:space="preserve"> Помоліться і воздайте Господеві, Богу нашому. </w:t>
+        <w:t xml:space="preserve"> Помоліться і воздайте Господеві, Богу нашому. </w:t>
       </w:r>
       <w:r>
         <w:rPr>
@@ -2002,7 +1988,7 @@
         <w:rPr>
           <w:lang w:val="uk-UA"/>
         </w:rPr>
-        <w:t> Відомий у Юдеї Бог, в Ізраїлі велике Ім’я Його. </w:t>
+        <w:t xml:space="preserve"> Відомий у Юдеї Бог, в Ізраїлі велике Ім’я Його. </w:t>
       </w:r>
       <w:r>
         <w:rPr>
@@ -2141,18 +2127,15 @@
     </w:p>
     <w:p>
       <w:pPr>
-        <w:spacing w:line="240" w:lineRule="auto"/>
-        <w:rPr>
-          <w:rFonts w:ascii="Times New Roman" w:hAnsi="Times New Roman"/>
-          <w:sz w:val="24"/>
-        </w:rPr>
-      </w:pPr>
-      <w:r>
-        <w:rPr>
-          <w:rFonts w:ascii="Times New Roman" w:hAnsi="Times New Roman"/>
-          <w:sz w:val="24"/>
-        </w:rPr>
-        <w:t xml:space="preserve">Святий Боже, святий Кріпкий, святий Безсмертний, помилуй нас </w:t>
+        <w:spacing w:after="120"/>
+        <w:jc w:val="both"/>
+      </w:pPr>
+      <w:r>
+        <w:rPr>
+          <w:rFonts w:ascii="Times New Roman" w:hAnsi="Times New Roman"/>
+          <w:sz w:val="24"/>
+        </w:rPr>
+        <w:t xml:space="preserve">Святий Боже, святий Кріпкий, святий Безсмертний, помилуй нас. </w:t>
       </w:r>
       <w:r>
         <w:rPr>
@@ -2163,13 +2146,6 @@
         </w:rPr>
         <w:t>(3 р.)</w:t>
       </w:r>
-      <w:r>
-        <w:rPr>
-          <w:rFonts w:ascii="Times New Roman" w:hAnsi="Times New Roman"/>
-          <w:sz w:val="24"/>
-        </w:rPr>
-        <w:t>.</w:t>
-      </w:r>
     </w:p>
     <w:p>
       <w:pPr>
@@ -2205,18 +2181,15 @@
     </w:p>
     <w:p>
       <w:pPr>
-        <w:spacing w:line="240" w:lineRule="auto"/>
-        <w:rPr>
-          <w:rFonts w:ascii="Times New Roman" w:hAnsi="Times New Roman"/>
-          <w:sz w:val="24"/>
-        </w:rPr>
-      </w:pPr>
-      <w:r>
-        <w:rPr>
-          <w:rFonts w:ascii="Times New Roman" w:hAnsi="Times New Roman"/>
-          <w:sz w:val="24"/>
-        </w:rPr>
-        <w:t xml:space="preserve">Господи, помилуй </w:t>
+        <w:spacing w:after="120"/>
+        <w:jc w:val="both"/>
+      </w:pPr>
+      <w:r>
+        <w:rPr>
+          <w:rFonts w:ascii="Times New Roman" w:hAnsi="Times New Roman"/>
+          <w:sz w:val="24"/>
+        </w:rPr>
+        <w:t xml:space="preserve">Господи, помилуй. </w:t>
       </w:r>
       <w:r>
         <w:rPr>
@@ -2226,13 +2199,6 @@
           <w:sz w:val="24"/>
         </w:rPr>
         <w:t>(3 р.)</w:t>
-      </w:r>
-      <w:r>
-        <w:rPr>
-          <w:rFonts w:ascii="Times New Roman" w:hAnsi="Times New Roman"/>
-          <w:sz w:val="24"/>
-        </w:rPr>
-        <w:t>.</w:t>
       </w:r>
     </w:p>
     <w:p>
@@ -2420,18 +2386,15 @@
     </w:p>
     <w:p>
       <w:pPr>
-        <w:spacing w:line="240" w:lineRule="auto"/>
-        <w:rPr>
-          <w:rFonts w:ascii="Times New Roman" w:hAnsi="Times New Roman"/>
-          <w:sz w:val="24"/>
-        </w:rPr>
-      </w:pPr>
-      <w:r>
-        <w:rPr>
-          <w:rFonts w:ascii="Times New Roman" w:hAnsi="Times New Roman"/>
-          <w:sz w:val="24"/>
-        </w:rPr>
-        <w:t xml:space="preserve">Господи, помилуй </w:t>
+        <w:spacing w:after="120"/>
+        <w:jc w:val="both"/>
+      </w:pPr>
+      <w:r>
+        <w:rPr>
+          <w:rFonts w:ascii="Times New Roman" w:hAnsi="Times New Roman"/>
+          <w:sz w:val="24"/>
+        </w:rPr>
+        <w:t xml:space="preserve">Господи, помилуй. </w:t>
       </w:r>
       <w:r>
         <w:rPr>
@@ -2442,13 +2405,6 @@
         </w:rPr>
         <w:t>(3 р.)</w:t>
       </w:r>
-      <w:r>
-        <w:rPr>
-          <w:rFonts w:ascii="Times New Roman" w:hAnsi="Times New Roman"/>
-          <w:sz w:val="24"/>
-        </w:rPr>
-        <w:t>.</w:t>
-      </w:r>
     </w:p>
     <w:p>
       <w:pPr>
@@ -2649,27 +2605,32 @@
     </w:p>
     <w:p>
       <w:pPr>
-        <w:spacing w:line="240" w:lineRule="auto"/>
-        <w:rPr>
-          <w:rFonts w:ascii="Times New Roman" w:hAnsi="Times New Roman"/>
-          <w:sz w:val="24"/>
-        </w:rPr>
-      </w:pPr>
-      <w:r>
-        <w:rPr>
-          <w:rFonts w:ascii="Times New Roman" w:hAnsi="Times New Roman"/>
-          <w:i/>
-          <w:color w:val="FF0000"/>
-          <w:sz w:val="24"/>
-        </w:rPr>
-        <w:t xml:space="preserve">Священик: </w:t>
-      </w:r>
-      <w:r>
-        <w:rPr>
-          <w:rFonts w:ascii="Times New Roman" w:hAnsi="Times New Roman"/>
-          <w:sz w:val="24"/>
-        </w:rPr>
-        <w:t>Слава тобі, Христе Боже, надіє наша, слава тобі!</w:t>
+        <w:spacing w:after="120"/>
+        <w:jc w:val="both"/>
+      </w:pPr>
+      <w:r>
+        <w:rPr>
+          <w:rFonts w:ascii="Times New Roman" w:hAnsi="Times New Roman"/>
+          <w:i/>
+          <w:color w:val="FF0000"/>
+          <w:sz w:val="24"/>
+        </w:rPr>
+        <w:t>Священик:</w:t>
+      </w:r>
+      <w:r>
+        <w:rPr>
+          <w:rFonts w:ascii="Times New Roman" w:hAnsi="Times New Roman"/>
+          <w:color w:val="FF0000"/>
+          <w:sz w:val="24"/>
+        </w:rPr>
+        <w:t xml:space="preserve"> </w:t>
+      </w:r>
+      <w:r>
+        <w:rPr>
+          <w:rFonts w:ascii="Times New Roman" w:hAnsi="Times New Roman"/>
+          <w:sz w:val="24"/>
+        </w:rPr>
+        <w:t>Слава тобі, Христе Боже, уповання наше, слава тобі!</w:t>
       </w:r>
     </w:p>
     <w:p>
@@ -2840,6 +2801,192 @@
     </w:p>
     <w:p>
       <w:pPr>
+        <w:spacing w:after="120"/>
+      </w:pPr>
+      <w:r>
+        <w:rPr>
+          <w:rFonts w:ascii="Times New Roman" w:hAnsi="Times New Roman"/>
+          <w:i/>
+          <w:color w:val="FF0000"/>
+          <w:sz w:val="24"/>
+        </w:rPr>
+        <w:t>Вірні:</w:t>
+      </w:r>
+      <w:r>
+        <w:rPr>
+          <w:rFonts w:ascii="Times New Roman" w:hAnsi="Times New Roman"/>
+          <w:color w:val="FF0000"/>
+          <w:sz w:val="24"/>
+        </w:rPr>
+        <w:t xml:space="preserve"> </w:t>
+      </w:r>
+      <w:r>
+        <w:rPr>
+          <w:rFonts w:ascii="Times New Roman" w:hAnsi="Times New Roman"/>
+          <w:sz w:val="24"/>
+        </w:rPr>
+        <w:t>Амі́нь.</w:t>
+      </w:r>
+    </w:p>
+    <w:p>
+      <w:pPr>
+        <w:spacing w:after="120"/>
+      </w:pPr>
+      <w:r>
+        <w:rPr>
+          <w:rFonts w:ascii="Times New Roman" w:hAnsi="Times New Roman"/>
+          <w:sz w:val="24"/>
+        </w:rPr>
+        <w:t>Сла́ва Тобі́, Бо́же наш, сла́ва Тобі́.</w:t>
+      </w:r>
+    </w:p>
+    <w:p>
+      <w:pPr>
+        <w:spacing w:after="120"/>
+      </w:pPr>
+      <w:r>
+        <w:rPr>
+          <w:rFonts w:ascii="Times New Roman" w:hAnsi="Times New Roman"/>
+          <w:sz w:val="24"/>
+        </w:rPr>
+        <w:t>Ца́рю небе́сний, утіши́телю, Ду́ше íстини,* що всю́ди єси́ і все наповня́єш,* скарбни́це благ і життя́ пода́телю,* прийди́, і всели́ся в нас,* і очи́сти нас від уся́кої скве́рни,* і спаси́, благи́й, ду́ші на́ші.</w:t>
+      </w:r>
+    </w:p>
+    <w:p>
+      <w:pPr>
+        <w:spacing w:after="120"/>
+        <w:jc w:val="both"/>
+      </w:pPr>
+      <w:r>
+        <w:rPr>
+          <w:rFonts w:ascii="Times New Roman" w:hAnsi="Times New Roman"/>
+          <w:sz w:val="24"/>
+        </w:rPr>
+        <w:t xml:space="preserve">Святий Боже, святий Кріпкий, святий Безсмертний, помилуй нас. </w:t>
+      </w:r>
+      <w:r>
+        <w:rPr>
+          <w:rFonts w:ascii="Times New Roman" w:hAnsi="Times New Roman"/>
+          <w:i/>
+          <w:color w:val="FF0000"/>
+          <w:sz w:val="24"/>
+        </w:rPr>
+        <w:t>(3 р.)</w:t>
+      </w:r>
+    </w:p>
+    <w:p>
+      <w:pPr>
+        <w:spacing w:line="240" w:lineRule="auto"/>
+        <w:rPr>
+          <w:rFonts w:ascii="Times New Roman" w:hAnsi="Times New Roman"/>
+          <w:sz w:val="24"/>
+        </w:rPr>
+      </w:pPr>
+      <w:r>
+        <w:rPr>
+          <w:rFonts w:ascii="Times New Roman" w:hAnsi="Times New Roman"/>
+          <w:sz w:val="24"/>
+        </w:rPr>
+        <w:t>Слава Отцю, і Сину, і Святому Духові,* і нині і повсякчас, і на віки вічні. Амінь.</w:t>
+      </w:r>
+    </w:p>
+    <w:p>
+      <w:pPr>
+        <w:spacing w:line="240" w:lineRule="auto"/>
+        <w:rPr>
+          <w:rFonts w:ascii="Times New Roman" w:hAnsi="Times New Roman"/>
+          <w:sz w:val="24"/>
+        </w:rPr>
+      </w:pPr>
+      <w:r>
+        <w:rPr>
+          <w:rFonts w:ascii="Times New Roman" w:hAnsi="Times New Roman"/>
+          <w:sz w:val="24"/>
+        </w:rPr>
+        <w:t>Пресвята Тройце, помилуй нас;* Господи, очисти гріхи наші;* Владико, прости беззаконня наші;* Святий, завітай і зціли немочі наші імени твого ради.</w:t>
+      </w:r>
+    </w:p>
+    <w:p>
+      <w:pPr>
+        <w:spacing w:after="120"/>
+        <w:jc w:val="both"/>
+      </w:pPr>
+      <w:r>
+        <w:rPr>
+          <w:rFonts w:ascii="Times New Roman" w:hAnsi="Times New Roman"/>
+          <w:sz w:val="24"/>
+        </w:rPr>
+        <w:t xml:space="preserve">Господи, помилуй. </w:t>
+      </w:r>
+      <w:r>
+        <w:rPr>
+          <w:rFonts w:ascii="Times New Roman" w:hAnsi="Times New Roman"/>
+          <w:i/>
+          <w:color w:val="FF0000"/>
+          <w:sz w:val="24"/>
+        </w:rPr>
+        <w:t>(3 р.)</w:t>
+      </w:r>
+    </w:p>
+    <w:p>
+      <w:pPr>
+        <w:spacing w:line="240" w:lineRule="auto"/>
+        <w:rPr>
+          <w:rFonts w:ascii="Times New Roman" w:hAnsi="Times New Roman"/>
+          <w:sz w:val="24"/>
+        </w:rPr>
+      </w:pPr>
+      <w:r>
+        <w:rPr>
+          <w:rFonts w:ascii="Times New Roman" w:hAnsi="Times New Roman"/>
+          <w:sz w:val="24"/>
+        </w:rPr>
+        <w:t>Слава Отцю, і Сину, і Святому Духові,* і нині і повсякчас, і на віки вічні. Амінь.</w:t>
+      </w:r>
+    </w:p>
+    <w:p>
+      <w:pPr>
+        <w:spacing w:line="240" w:lineRule="auto"/>
+        <w:rPr>
+          <w:rFonts w:ascii="Times New Roman" w:hAnsi="Times New Roman"/>
+          <w:sz w:val="24"/>
+        </w:rPr>
+      </w:pPr>
+      <w:r>
+        <w:rPr>
+          <w:rFonts w:ascii="Times New Roman" w:hAnsi="Times New Roman"/>
+          <w:sz w:val="24"/>
+        </w:rPr>
+        <w:t>Отче наш, що єси на небесах,* нехай святиться ім’я твоє,* нехай прийде царство твоє,* нехай буде воля твоя, як на небі, так і на землі.* Хліб наш насущний дай нам сьогодні,* і прости нам провини наші,* як і ми прощаємо винуватцям нашим,* і не введи нас у спокусу,* але визволи нас від лукавого.</w:t>
+      </w:r>
+    </w:p>
+    <w:p>
+      <w:pPr>
+        <w:spacing w:line="240" w:lineRule="auto"/>
+        <w:rPr>
+          <w:rFonts w:ascii="Times New Roman" w:hAnsi="Times New Roman"/>
+          <w:sz w:val="24"/>
+        </w:rPr>
+      </w:pPr>
+      <w:r>
+        <w:rPr>
+          <w:rFonts w:ascii="Times New Roman" w:hAnsi="Times New Roman"/>
+          <w:i/>
+          <w:color w:val="FF0000"/>
+          <w:sz w:val="24"/>
+        </w:rPr>
+        <w:t xml:space="preserve">Священик: </w:t>
+      </w:r>
+      <w:r>
+        <w:rPr>
+          <w:rFonts w:ascii="Times New Roman" w:hAnsi="Times New Roman"/>
+          <w:sz w:val="24"/>
+        </w:rPr>
+        <w:t>Бо твоє є царство, і сила, і слава, Отця, і Сина, і Святого Духа, нині і повсякчас, і на віки вічні.</w:t>
+      </w:r>
+    </w:p>
+    <w:p>
+      <w:pPr>
         <w:spacing w:line="240" w:lineRule="auto"/>
         <w:rPr>
           <w:rFonts w:ascii="Times New Roman" w:hAnsi="Times New Roman"/>
@@ -2860,48 +3007,32 @@
           <w:rFonts w:ascii="Times New Roman" w:hAnsi="Times New Roman"/>
           <w:sz w:val="24"/>
         </w:rPr>
-        <w:t>Амінь. Слава тобі, Боже наш, слава тобі.</w:t>
-      </w:r>
-    </w:p>
-    <w:p>
-      <w:pPr>
-        <w:spacing w:line="240" w:lineRule="auto"/>
-        <w:rPr>
-          <w:rFonts w:ascii="Times New Roman" w:hAnsi="Times New Roman"/>
-          <w:sz w:val="24"/>
-        </w:rPr>
-      </w:pPr>
-      <w:r>
-        <w:rPr>
-          <w:rFonts w:ascii="Times New Roman" w:hAnsi="Times New Roman"/>
-          <w:sz w:val="24"/>
-        </w:rPr>
-        <w:t>Царю небесний, утішителю, Душе істини,* що всюди єси і все наповняєш,* скарбе дібр і життя подателю,* прийди і вселися в нас,* і очисти нас від усякої скверни,* і спаси, Благий, душі наші.</w:t>
-      </w:r>
-    </w:p>
-    <w:p>
-      <w:pPr>
-        <w:spacing w:line="240" w:lineRule="auto"/>
-        <w:rPr>
-          <w:rFonts w:ascii="Times New Roman" w:hAnsi="Times New Roman"/>
-          <w:sz w:val="24"/>
-        </w:rPr>
-      </w:pPr>
-      <w:r>
-        <w:rPr>
-          <w:rFonts w:ascii="Times New Roman" w:hAnsi="Times New Roman"/>
-          <w:sz w:val="24"/>
-        </w:rPr>
-        <w:t xml:space="preserve">Святий Боже, святий Кріпкий, святий Безсмертний, помилуй нас </w:t>
-      </w:r>
-      <w:r>
-        <w:rPr>
-          <w:rFonts w:ascii="Times New Roman" w:hAnsi="Times New Roman"/>
-          <w:i/>
-          <w:color w:val="FF0000"/>
-          <w:sz w:val="24"/>
-        </w:rPr>
-        <w:t>(3 р.)</w:t>
+        <w:t xml:space="preserve">Амінь. </w:t>
+      </w:r>
+    </w:p>
+    <w:p>
+      <w:pPr>
+        <w:spacing w:line="240" w:lineRule="auto"/>
+        <w:rPr>
+          <w:rFonts w:ascii="Times New Roman" w:hAnsi="Times New Roman"/>
+          <w:sz w:val="24"/>
+        </w:rPr>
+      </w:pPr>
+      <w:r>
+        <w:rPr>
+          <w:rFonts w:ascii="Times New Roman" w:hAnsi="Times New Roman"/>
+          <w:sz w:val="24"/>
+        </w:rPr>
+        <w:t xml:space="preserve">Господи, помилуй </w:t>
+      </w:r>
+      <w:r>
+        <w:rPr>
+          <w:rFonts w:ascii="Times New Roman" w:hAnsi="Times New Roman"/>
+          <w:i/>
+          <w:color w:val="FF0000"/>
+          <w:sz w:val="24"/>
+        </w:rPr>
+        <w:t>(12 р.)</w:t>
       </w:r>
       <w:r>
         <w:rPr>
@@ -2929,228 +3060,41 @@
     </w:p>
     <w:p>
       <w:pPr>
-        <w:spacing w:line="240" w:lineRule="auto"/>
-        <w:rPr>
-          <w:rFonts w:ascii="Times New Roman" w:hAnsi="Times New Roman"/>
-          <w:sz w:val="24"/>
-        </w:rPr>
-      </w:pPr>
-      <w:r>
-        <w:rPr>
-          <w:rFonts w:ascii="Times New Roman" w:hAnsi="Times New Roman"/>
-          <w:sz w:val="24"/>
-        </w:rPr>
-        <w:t>Пресвята Тройце, помилуй нас;* Господи, очисти гріхи наші;* Владико, прости беззаконня наші;* Святий, завітай і зціли немочі наші імени твого ради.</w:t>
-      </w:r>
-    </w:p>
-    <w:p>
-      <w:pPr>
-        <w:spacing w:line="240" w:lineRule="auto"/>
-        <w:rPr>
-          <w:rFonts w:ascii="Times New Roman" w:hAnsi="Times New Roman"/>
-          <w:sz w:val="24"/>
-        </w:rPr>
-      </w:pPr>
-      <w:r>
-        <w:rPr>
-          <w:rFonts w:ascii="Times New Roman" w:hAnsi="Times New Roman"/>
-          <w:sz w:val="24"/>
-        </w:rPr>
-        <w:t xml:space="preserve">Господи, помилуй </w:t>
-      </w:r>
-      <w:r>
-        <w:rPr>
-          <w:rFonts w:ascii="Times New Roman" w:hAnsi="Times New Roman"/>
-          <w:i/>
-          <w:color w:val="FF0000"/>
-          <w:sz w:val="24"/>
-        </w:rPr>
-        <w:t>(3 р.)</w:t>
-      </w:r>
-      <w:r>
-        <w:rPr>
-          <w:rFonts w:ascii="Times New Roman" w:hAnsi="Times New Roman"/>
-          <w:sz w:val="24"/>
-        </w:rPr>
-        <w:t>.</w:t>
-      </w:r>
-    </w:p>
-    <w:p>
-      <w:pPr>
-        <w:spacing w:line="240" w:lineRule="auto"/>
-        <w:rPr>
-          <w:rFonts w:ascii="Times New Roman" w:hAnsi="Times New Roman"/>
-          <w:sz w:val="24"/>
-        </w:rPr>
-      </w:pPr>
-      <w:r>
-        <w:rPr>
-          <w:rFonts w:ascii="Times New Roman" w:hAnsi="Times New Roman"/>
-          <w:sz w:val="24"/>
-        </w:rPr>
-        <w:t>Слава Отцю, і Сину, і Святому Духові,* і нині і повсякчас, і на віки вічні. Амінь.</w:t>
-      </w:r>
-    </w:p>
-    <w:p>
-      <w:pPr>
-        <w:spacing w:line="240" w:lineRule="auto"/>
-        <w:rPr>
-          <w:rFonts w:ascii="Times New Roman" w:hAnsi="Times New Roman"/>
-          <w:sz w:val="24"/>
-        </w:rPr>
-      </w:pPr>
-      <w:r>
-        <w:rPr>
-          <w:rFonts w:ascii="Times New Roman" w:hAnsi="Times New Roman"/>
-          <w:sz w:val="24"/>
-        </w:rPr>
-        <w:t>Отче наш, що єси на небесах,* нехай святиться ім’я твоє,* нехай прийде царство твоє,* нехай буде воля твоя, як на небі, так і на землі.* Хліб наш насущний дай нам сьогодні,* і прости нам провини наші,* як і ми прощаємо винуватцям нашим,* і не введи нас у спокусу,* але визволи нас від лукавого.</w:t>
-      </w:r>
-    </w:p>
-    <w:p>
-      <w:pPr>
-        <w:spacing w:line="240" w:lineRule="auto"/>
-        <w:rPr>
-          <w:rFonts w:ascii="Times New Roman" w:hAnsi="Times New Roman"/>
-          <w:sz w:val="24"/>
-        </w:rPr>
-      </w:pPr>
-      <w:r>
-        <w:rPr>
-          <w:rFonts w:ascii="Times New Roman" w:hAnsi="Times New Roman"/>
-          <w:i/>
-          <w:color w:val="FF0000"/>
-          <w:sz w:val="24"/>
-        </w:rPr>
-        <w:t xml:space="preserve">Священик: </w:t>
-      </w:r>
-      <w:r>
-        <w:rPr>
-          <w:rFonts w:ascii="Times New Roman" w:hAnsi="Times New Roman"/>
-          <w:sz w:val="24"/>
-        </w:rPr>
-        <w:t>Бо твоє є царство, і сила, і слава, Отця, і Сина, і Святого Духа, нині і повсякчас, і на віки вічні.</w:t>
-      </w:r>
-    </w:p>
-    <w:p>
-      <w:pPr>
-        <w:spacing w:line="240" w:lineRule="auto"/>
-        <w:rPr>
-          <w:rFonts w:ascii="Times New Roman" w:hAnsi="Times New Roman"/>
-          <w:sz w:val="24"/>
-        </w:rPr>
-      </w:pPr>
-      <w:r>
-        <w:rPr>
-          <w:rFonts w:ascii="Times New Roman" w:hAnsi="Times New Roman"/>
-          <w:i/>
-          <w:color w:val="FF0000"/>
-          <w:sz w:val="24"/>
-        </w:rPr>
-        <w:t xml:space="preserve">Вірні: </w:t>
-      </w:r>
-      <w:r>
-        <w:rPr>
-          <w:rFonts w:ascii="Times New Roman" w:hAnsi="Times New Roman"/>
-          <w:sz w:val="24"/>
-        </w:rPr>
-        <w:t xml:space="preserve">Амінь. </w:t>
-      </w:r>
-    </w:p>
-    <w:p>
-      <w:pPr>
-        <w:spacing w:line="240" w:lineRule="auto"/>
-        <w:rPr>
-          <w:rFonts w:ascii="Times New Roman" w:hAnsi="Times New Roman"/>
-          <w:sz w:val="24"/>
-        </w:rPr>
-      </w:pPr>
-      <w:r>
-        <w:rPr>
-          <w:rFonts w:ascii="Times New Roman" w:hAnsi="Times New Roman"/>
-          <w:sz w:val="24"/>
-        </w:rPr>
-        <w:t xml:space="preserve">Господи, помилуй </w:t>
-      </w:r>
-      <w:r>
-        <w:rPr>
-          <w:rFonts w:ascii="Times New Roman" w:hAnsi="Times New Roman"/>
-          <w:i/>
-          <w:color w:val="FF0000"/>
-          <w:sz w:val="24"/>
-        </w:rPr>
-        <w:t>(12 р.)</w:t>
-      </w:r>
-      <w:r>
-        <w:rPr>
-          <w:rFonts w:ascii="Times New Roman" w:hAnsi="Times New Roman"/>
-          <w:sz w:val="24"/>
-        </w:rPr>
-        <w:t>.</w:t>
-      </w:r>
-    </w:p>
-    <w:p>
-      <w:pPr>
-        <w:spacing w:line="240" w:lineRule="auto"/>
-        <w:rPr>
-          <w:rFonts w:ascii="Times New Roman" w:hAnsi="Times New Roman"/>
-          <w:sz w:val="24"/>
-        </w:rPr>
-      </w:pPr>
-      <w:r>
-        <w:rPr>
-          <w:rFonts w:ascii="Times New Roman" w:hAnsi="Times New Roman"/>
-          <w:sz w:val="24"/>
-        </w:rPr>
-        <w:t>Слава Отцю, і Сину, і Святому Духові,* і нині і повсякчас, і на віки вічні. Амінь.</w:t>
-      </w:r>
-    </w:p>
-    <w:p>
-      <w:pPr>
-        <w:spacing w:line="240" w:lineRule="auto"/>
-        <w:rPr>
-          <w:rFonts w:ascii="Times New Roman" w:hAnsi="Times New Roman"/>
-          <w:sz w:val="24"/>
-        </w:rPr>
-      </w:pPr>
-      <w:r>
-        <w:rPr>
-          <w:rFonts w:ascii="Times New Roman" w:hAnsi="Times New Roman"/>
-          <w:sz w:val="24"/>
-        </w:rPr>
-        <w:t>Прийдіте, поклонімся* Цареві нашому Богу.</w:t>
-      </w:r>
-    </w:p>
-    <w:p>
-      <w:pPr>
-        <w:spacing w:line="240" w:lineRule="auto"/>
-        <w:rPr>
-          <w:rFonts w:ascii="Times New Roman" w:hAnsi="Times New Roman"/>
-          <w:sz w:val="24"/>
-        </w:rPr>
-      </w:pPr>
-      <w:r>
-        <w:rPr>
-          <w:rFonts w:ascii="Times New Roman" w:hAnsi="Times New Roman"/>
-          <w:sz w:val="24"/>
-        </w:rPr>
-        <w:t>Прийдіте, поклонімся* Христові, Цареві нашому Богу.</w:t>
-      </w:r>
-    </w:p>
-    <w:p>
-      <w:pPr>
-        <w:spacing w:line="240" w:lineRule="auto"/>
-        <w:rPr>
-          <w:rFonts w:ascii="Times New Roman" w:hAnsi="Times New Roman"/>
-          <w:sz w:val="24"/>
-        </w:rPr>
-      </w:pPr>
-      <w:r>
-        <w:rPr>
-          <w:rFonts w:ascii="Times New Roman" w:hAnsi="Times New Roman"/>
-          <w:sz w:val="24"/>
-        </w:rPr>
-        <w:t>Прийдіте, поклонімся і припадім* до самого Господа Ісуса Христа, Царя і Бога нашого.</w:t>
+        <w:spacing w:after="120"/>
+        <w:jc w:val="both"/>
+      </w:pPr>
+      <w:r>
+        <w:rPr>
+          <w:rFonts w:ascii="Times New Roman" w:hAnsi="Times New Roman"/>
+          <w:sz w:val="24"/>
+        </w:rPr>
+        <w:t>Прийді́те, поклоні́мся* царе́ві на́шому – Бо́гу.</w:t>
+      </w:r>
+    </w:p>
+    <w:p>
+      <w:pPr>
+        <w:spacing w:after="120"/>
+        <w:jc w:val="both"/>
+      </w:pPr>
+      <w:r>
+        <w:rPr>
+          <w:rFonts w:ascii="Times New Roman" w:hAnsi="Times New Roman"/>
+          <w:sz w:val="24"/>
+        </w:rPr>
+        <w:t>Прийді́те, поклоні́мся* Христо́ві, царе́ві на́шому – Бо́гу.</w:t>
+      </w:r>
+    </w:p>
+    <w:p>
+      <w:pPr>
+        <w:spacing w:after="120"/>
+        <w:jc w:val="both"/>
+      </w:pPr>
+      <w:r>
+        <w:rPr>
+          <w:rFonts w:ascii="Times New Roman" w:hAnsi="Times New Roman"/>
+          <w:sz w:val="24"/>
+        </w:rPr>
+        <w:t>Прийді́те, поклоні́мся і припаді́м* до само́го Го́спода Ісу́са Христа́ – царя́ і Бо́га на́шого.</w:t>
       </w:r>
     </w:p>
     <w:p>
@@ -4261,18 +4205,15 @@
     </w:p>
     <w:p>
       <w:pPr>
-        <w:spacing w:line="240" w:lineRule="auto"/>
-        <w:rPr>
-          <w:rFonts w:ascii="Times New Roman" w:hAnsi="Times New Roman"/>
-          <w:sz w:val="24"/>
-        </w:rPr>
-      </w:pPr>
-      <w:r>
-        <w:rPr>
-          <w:rFonts w:ascii="Times New Roman" w:hAnsi="Times New Roman"/>
-          <w:sz w:val="24"/>
-        </w:rPr>
-        <w:t xml:space="preserve">Господи, помилуй </w:t>
+        <w:spacing w:after="120"/>
+        <w:jc w:val="both"/>
+      </w:pPr>
+      <w:r>
+        <w:rPr>
+          <w:rFonts w:ascii="Times New Roman" w:hAnsi="Times New Roman"/>
+          <w:sz w:val="24"/>
+        </w:rPr>
+        <w:t xml:space="preserve">Господи, помилуй. </w:t>
       </w:r>
       <w:r>
         <w:rPr>
@@ -4282,13 +4223,6 @@
           <w:sz w:val="24"/>
         </w:rPr>
         <w:t>(3 р.)</w:t>
-      </w:r>
-      <w:r>
-        <w:rPr>
-          <w:rFonts w:ascii="Times New Roman" w:hAnsi="Times New Roman"/>
-          <w:sz w:val="24"/>
-        </w:rPr>
-        <w:t>.</w:t>
       </w:r>
     </w:p>
     <w:p>
@@ -4430,18 +4364,15 @@
     </w:p>
     <w:p>
       <w:pPr>
-        <w:spacing w:line="240" w:lineRule="auto"/>
-        <w:rPr>
-          <w:rFonts w:ascii="Times New Roman" w:hAnsi="Times New Roman"/>
-          <w:sz w:val="24"/>
-        </w:rPr>
-      </w:pPr>
-      <w:r>
-        <w:rPr>
-          <w:rFonts w:ascii="Times New Roman" w:hAnsi="Times New Roman"/>
-          <w:sz w:val="24"/>
-        </w:rPr>
-        <w:t xml:space="preserve">Святий Боже, святий Кріпкий, святий Безсмертний, помилуй нас </w:t>
+        <w:spacing w:after="120"/>
+        <w:jc w:val="both"/>
+      </w:pPr>
+      <w:r>
+        <w:rPr>
+          <w:rFonts w:ascii="Times New Roman" w:hAnsi="Times New Roman"/>
+          <w:sz w:val="24"/>
+        </w:rPr>
+        <w:t xml:space="preserve">Святий Боже, святий Кріпкий, святий Безсмертний, помилуй нас. </w:t>
       </w:r>
       <w:r>
         <w:rPr>
@@ -4452,6 +4383,192 @@
         </w:rPr>
         <w:t>(3 р.)</w:t>
       </w:r>
+    </w:p>
+    <w:p>
+      <w:pPr>
+        <w:spacing w:line="240" w:lineRule="auto"/>
+        <w:rPr>
+          <w:rFonts w:ascii="Times New Roman" w:hAnsi="Times New Roman"/>
+          <w:sz w:val="24"/>
+        </w:rPr>
+      </w:pPr>
+      <w:r>
+        <w:rPr>
+          <w:rFonts w:ascii="Times New Roman" w:hAnsi="Times New Roman"/>
+          <w:sz w:val="24"/>
+        </w:rPr>
+        <w:t>Слава Отцю, і Сину, і Святому Духові,* і нині і повсякчас, і на віки вічні. Амінь.</w:t>
+      </w:r>
+    </w:p>
+    <w:p>
+      <w:pPr>
+        <w:spacing w:line="240" w:lineRule="auto"/>
+        <w:rPr>
+          <w:rFonts w:ascii="Times New Roman" w:hAnsi="Times New Roman"/>
+          <w:sz w:val="24"/>
+        </w:rPr>
+      </w:pPr>
+      <w:r>
+        <w:rPr>
+          <w:rFonts w:ascii="Times New Roman" w:hAnsi="Times New Roman"/>
+          <w:sz w:val="24"/>
+        </w:rPr>
+        <w:t>Пресвята Тройце, помилуй нас;* Господи, очисти гріхи наші;* Владико, прости беззаконня наші;* Святий, завітай і зціли немочі наші імени твого ради.</w:t>
+      </w:r>
+    </w:p>
+    <w:p>
+      <w:pPr>
+        <w:spacing w:after="120"/>
+        <w:jc w:val="both"/>
+      </w:pPr>
+      <w:r>
+        <w:rPr>
+          <w:rFonts w:ascii="Times New Roman" w:hAnsi="Times New Roman"/>
+          <w:sz w:val="24"/>
+        </w:rPr>
+        <w:t xml:space="preserve">Господи, помилуй. </w:t>
+      </w:r>
+      <w:r>
+        <w:rPr>
+          <w:rFonts w:ascii="Times New Roman" w:hAnsi="Times New Roman"/>
+          <w:i/>
+          <w:color w:val="FF0000"/>
+          <w:sz w:val="24"/>
+        </w:rPr>
+        <w:t>(3 р.)</w:t>
+      </w:r>
+    </w:p>
+    <w:p>
+      <w:pPr>
+        <w:spacing w:line="240" w:lineRule="auto"/>
+        <w:rPr>
+          <w:rFonts w:ascii="Times New Roman" w:hAnsi="Times New Roman"/>
+          <w:sz w:val="24"/>
+        </w:rPr>
+      </w:pPr>
+      <w:r>
+        <w:rPr>
+          <w:rFonts w:ascii="Times New Roman" w:hAnsi="Times New Roman"/>
+          <w:sz w:val="24"/>
+        </w:rPr>
+        <w:t>Слава Отцю, і Сину, і Святому Духові,* і нині і повсякчас, і на віки вічні. Амінь.</w:t>
+      </w:r>
+    </w:p>
+    <w:p>
+      <w:pPr>
+        <w:spacing w:line="240" w:lineRule="auto"/>
+        <w:rPr>
+          <w:rFonts w:ascii="Times New Roman" w:hAnsi="Times New Roman"/>
+          <w:sz w:val="24"/>
+        </w:rPr>
+      </w:pPr>
+      <w:r>
+        <w:rPr>
+          <w:rFonts w:ascii="Times New Roman" w:hAnsi="Times New Roman"/>
+          <w:sz w:val="24"/>
+        </w:rPr>
+        <w:t>Отче наш, що єси на небесах,* нехай святиться ім’я твоє,* нехай прийде царство твоє,* нехай буде воля твоя, як на небі, так і на землі.* Хліб наш насущний дай нам сьогодні,* і прости нам провини наші,* як і ми прощаємо винуватцям нашим,* і не введи нас у спокусу,* але визволи нас від лукавого.</w:t>
+      </w:r>
+    </w:p>
+    <w:p>
+      <w:pPr>
+        <w:spacing w:line="240" w:lineRule="auto"/>
+        <w:rPr>
+          <w:rFonts w:ascii="Times New Roman" w:hAnsi="Times New Roman"/>
+          <w:sz w:val="24"/>
+        </w:rPr>
+      </w:pPr>
+      <w:r>
+        <w:rPr>
+          <w:rFonts w:ascii="Times New Roman" w:hAnsi="Times New Roman"/>
+          <w:i/>
+          <w:color w:val="FF0000"/>
+          <w:sz w:val="24"/>
+        </w:rPr>
+        <w:t xml:space="preserve">Священик: </w:t>
+      </w:r>
+      <w:r>
+        <w:rPr>
+          <w:rFonts w:ascii="Times New Roman" w:hAnsi="Times New Roman"/>
+          <w:sz w:val="24"/>
+        </w:rPr>
+        <w:t>Бо твоє є царство, і сила, і слава, Отця, і Сина, і Святого Духа, нині і повсякчас, і на віки вічні.</w:t>
+      </w:r>
+    </w:p>
+    <w:p>
+      <w:pPr>
+        <w:spacing w:line="240" w:lineRule="auto"/>
+        <w:rPr>
+          <w:rFonts w:ascii="Times New Roman" w:hAnsi="Times New Roman"/>
+          <w:sz w:val="24"/>
+        </w:rPr>
+      </w:pPr>
+      <w:r>
+        <w:rPr>
+          <w:rFonts w:ascii="Times New Roman" w:hAnsi="Times New Roman"/>
+          <w:i/>
+          <w:color w:val="FF0000"/>
+          <w:sz w:val="24"/>
+        </w:rPr>
+        <w:t xml:space="preserve">Вірні: </w:t>
+      </w:r>
+      <w:r>
+        <w:rPr>
+          <w:rFonts w:ascii="Times New Roman" w:hAnsi="Times New Roman"/>
+          <w:sz w:val="24"/>
+        </w:rPr>
+        <w:t>Амінь.</w:t>
+      </w:r>
+    </w:p>
+    <w:p>
+      <w:pPr>
+        <w:spacing w:line="240" w:lineRule="auto"/>
+        <w:rPr>
+          <w:rFonts w:ascii="Times New Roman" w:hAnsi="Times New Roman"/>
+          <w:sz w:val="24"/>
+        </w:rPr>
+      </w:pPr>
+      <w:r>
+        <w:rPr>
+          <w:rFonts w:ascii="Times New Roman" w:hAnsi="Times New Roman"/>
+          <w:i/>
+          <w:color w:val="FF0000"/>
+          <w:sz w:val="24"/>
+        </w:rPr>
+        <w:t>Кондак (г. 2):</w:t>
+      </w:r>
+      <w:r>
+        <w:rPr>
+          <w:rFonts w:ascii="Times New Roman" w:hAnsi="Times New Roman"/>
+          <w:sz w:val="24"/>
+        </w:rPr>
+        <w:t xml:space="preserve"> Хліб до рук прийнявши,* зрадник потай їх простягає, щоб узяти плату за того,* хто своїми руками створив чоловіка.* І нерозкаяний зостався Юда, раб і обманник.</w:t>
+      </w:r>
+    </w:p>
+    <w:p>
+      <w:pPr>
+        <w:spacing w:line="240" w:lineRule="auto"/>
+        <w:rPr>
+          <w:rFonts w:ascii="Times New Roman" w:hAnsi="Times New Roman"/>
+          <w:sz w:val="24"/>
+        </w:rPr>
+      </w:pPr>
+      <w:r>
+        <w:rPr>
+          <w:rFonts w:ascii="Times New Roman" w:hAnsi="Times New Roman"/>
+          <w:sz w:val="24"/>
+        </w:rPr>
+        <w:t xml:space="preserve">Господи, помилуй </w:t>
+      </w:r>
+      <w:r>
+        <w:rPr>
+          <w:rFonts w:ascii="Times New Roman" w:hAnsi="Times New Roman"/>
+          <w:i/>
+          <w:color w:val="FF0000"/>
+          <w:sz w:val="24"/>
+        </w:rPr>
+        <w:t>(40 р.)</w:t>
+      </w:r>
       <w:r>
         <w:rPr>
           <w:rFonts w:ascii="Times New Roman" w:hAnsi="Times New Roman"/>
@@ -4473,39 +4590,20 @@
           <w:rFonts w:ascii="Times New Roman" w:hAnsi="Times New Roman"/>
           <w:sz w:val="24"/>
         </w:rPr>
-        <w:t>Слава Отцю, і Сину, і Святому Духові,* і нині і повсякчас, і на віки вічні. Амінь.</w:t>
-      </w:r>
-    </w:p>
-    <w:p>
-      <w:pPr>
-        <w:spacing w:line="240" w:lineRule="auto"/>
-        <w:rPr>
-          <w:rFonts w:ascii="Times New Roman" w:hAnsi="Times New Roman"/>
-          <w:sz w:val="24"/>
-        </w:rPr>
-      </w:pPr>
-      <w:r>
-        <w:rPr>
-          <w:rFonts w:ascii="Times New Roman" w:hAnsi="Times New Roman"/>
-          <w:sz w:val="24"/>
-        </w:rPr>
-        <w:t>Пресвята Тройце, помилуй нас;* Господи, очисти гріхи наші;* Владико, прости беззаконня наші;* Святий, завітай і зціли немочі наші імени твого ради.</w:t>
-      </w:r>
-    </w:p>
-    <w:p>
-      <w:pPr>
-        <w:spacing w:line="240" w:lineRule="auto"/>
-        <w:rPr>
-          <w:rFonts w:ascii="Times New Roman" w:hAnsi="Times New Roman"/>
-          <w:sz w:val="24"/>
-        </w:rPr>
-      </w:pPr>
-      <w:r>
-        <w:rPr>
-          <w:rFonts w:ascii="Times New Roman" w:hAnsi="Times New Roman"/>
-          <w:sz w:val="24"/>
-        </w:rPr>
-        <w:t xml:space="preserve">Господи, помилуй </w:t>
+        <w:t>Ти, що повсякчас і кожної години на небі й на землі приймаєш поклін і славу, Боже добрий, довготерпеливий й многомилостивий, що праведних любиш, і грішних милуєш, і всіх кличеш до спасіння, заради обіцянки майбутніх благ! Прийми, Господи, в цю хвилину й наші молитви і спрямуй життя наше до твоїх заповідей. Душі наші освяти, тіла очисти, думки наші направ, розум очисти й протверези, і визволь нас від усякої скорботи, лиха й слабування. Захисти нас святими ангелами твоїми, щоб ми, їх охороною збережені й напоумлені, осягнули єдність віри та зрозуміння неприступної твоєї слави, бо ти благословенний на віки вічні. Амінь.</w:t>
+      </w:r>
+    </w:p>
+    <w:p>
+      <w:pPr>
+        <w:spacing w:after="120"/>
+        <w:jc w:val="both"/>
+      </w:pPr>
+      <w:r>
+        <w:rPr>
+          <w:rFonts w:ascii="Times New Roman" w:hAnsi="Times New Roman"/>
+          <w:sz w:val="24"/>
+        </w:rPr>
+        <w:t xml:space="preserve">Господи, помилуй. </w:t>
       </w:r>
       <w:r>
         <w:rPr>
@@ -4515,200 +4613,6 @@
           <w:sz w:val="24"/>
         </w:rPr>
         <w:t>(3 р.)</w:t>
-      </w:r>
-      <w:r>
-        <w:rPr>
-          <w:rFonts w:ascii="Times New Roman" w:hAnsi="Times New Roman"/>
-          <w:sz w:val="24"/>
-        </w:rPr>
-        <w:t>.</w:t>
-      </w:r>
-    </w:p>
-    <w:p>
-      <w:pPr>
-        <w:spacing w:line="240" w:lineRule="auto"/>
-        <w:rPr>
-          <w:rFonts w:ascii="Times New Roman" w:hAnsi="Times New Roman"/>
-          <w:sz w:val="24"/>
-        </w:rPr>
-      </w:pPr>
-      <w:r>
-        <w:rPr>
-          <w:rFonts w:ascii="Times New Roman" w:hAnsi="Times New Roman"/>
-          <w:sz w:val="24"/>
-        </w:rPr>
-        <w:t>Слава Отцю, і Сину, і Святому Духові,* і нині і повсякчас, і на віки вічні. Амінь.</w:t>
-      </w:r>
-    </w:p>
-    <w:p>
-      <w:pPr>
-        <w:spacing w:line="240" w:lineRule="auto"/>
-        <w:rPr>
-          <w:rFonts w:ascii="Times New Roman" w:hAnsi="Times New Roman"/>
-          <w:sz w:val="24"/>
-        </w:rPr>
-      </w:pPr>
-      <w:r>
-        <w:rPr>
-          <w:rFonts w:ascii="Times New Roman" w:hAnsi="Times New Roman"/>
-          <w:sz w:val="24"/>
-        </w:rPr>
-        <w:t>Отче наш, що єси на небесах,* нехай святиться ім’я твоє,* нехай прийде царство твоє,* нехай буде воля твоя, як на небі, так і на землі.* Хліб наш насущний дай нам сьогодні,* і прости нам провини наші,* як і ми прощаємо винуватцям нашим,* і не введи нас у спокусу,* але визволи нас від лукавого.</w:t>
-      </w:r>
-    </w:p>
-    <w:p>
-      <w:pPr>
-        <w:spacing w:line="240" w:lineRule="auto"/>
-        <w:rPr>
-          <w:rFonts w:ascii="Times New Roman" w:hAnsi="Times New Roman"/>
-          <w:sz w:val="24"/>
-        </w:rPr>
-      </w:pPr>
-      <w:r>
-        <w:rPr>
-          <w:rFonts w:ascii="Times New Roman" w:hAnsi="Times New Roman"/>
-          <w:i/>
-          <w:color w:val="FF0000"/>
-          <w:sz w:val="24"/>
-        </w:rPr>
-        <w:t xml:space="preserve">Священик: </w:t>
-      </w:r>
-      <w:r>
-        <w:rPr>
-          <w:rFonts w:ascii="Times New Roman" w:hAnsi="Times New Roman"/>
-          <w:sz w:val="24"/>
-        </w:rPr>
-        <w:t>Бо твоє є царство, і сила, і слава, Отця, і Сина, і Святого Духа, нині і повсякчас, і на віки вічні.</w:t>
-      </w:r>
-    </w:p>
-    <w:p>
-      <w:pPr>
-        <w:spacing w:line="240" w:lineRule="auto"/>
-        <w:rPr>
-          <w:rFonts w:ascii="Times New Roman" w:hAnsi="Times New Roman"/>
-          <w:sz w:val="24"/>
-        </w:rPr>
-      </w:pPr>
-      <w:r>
-        <w:rPr>
-          <w:rFonts w:ascii="Times New Roman" w:hAnsi="Times New Roman"/>
-          <w:i/>
-          <w:color w:val="FF0000"/>
-          <w:sz w:val="24"/>
-        </w:rPr>
-        <w:t xml:space="preserve">Вірні: </w:t>
-      </w:r>
-      <w:r>
-        <w:rPr>
-          <w:rFonts w:ascii="Times New Roman" w:hAnsi="Times New Roman"/>
-          <w:sz w:val="24"/>
-        </w:rPr>
-        <w:t>Амінь.</w:t>
-      </w:r>
-    </w:p>
-    <w:p>
-      <w:pPr>
-        <w:spacing w:line="240" w:lineRule="auto"/>
-        <w:rPr>
-          <w:rFonts w:ascii="Times New Roman" w:hAnsi="Times New Roman"/>
-          <w:sz w:val="24"/>
-        </w:rPr>
-      </w:pPr>
-      <w:r>
-        <w:rPr>
-          <w:rFonts w:ascii="Times New Roman" w:hAnsi="Times New Roman"/>
-          <w:i/>
-          <w:color w:val="FF0000"/>
-          <w:sz w:val="24"/>
-        </w:rPr>
-        <w:t>Кондак (г. 2):</w:t>
-      </w:r>
-      <w:r>
-        <w:rPr>
-          <w:rFonts w:ascii="Times New Roman" w:hAnsi="Times New Roman"/>
-          <w:sz w:val="24"/>
-        </w:rPr>
-        <w:t xml:space="preserve"> Хліб до рук прийнявши,* зрадник потай їх простягає, щоб узяти плату за того,* хто своїми руками створив чоловіка.* І нерозкаяний зостався Юда, раб і обманник.</w:t>
-      </w:r>
-    </w:p>
-    <w:p>
-      <w:pPr>
-        <w:spacing w:line="240" w:lineRule="auto"/>
-        <w:rPr>
-          <w:rFonts w:ascii="Times New Roman" w:hAnsi="Times New Roman"/>
-          <w:sz w:val="24"/>
-        </w:rPr>
-      </w:pPr>
-      <w:r>
-        <w:rPr>
-          <w:rFonts w:ascii="Times New Roman" w:hAnsi="Times New Roman"/>
-          <w:sz w:val="24"/>
-        </w:rPr>
-        <w:t xml:space="preserve">Господи, помилуй </w:t>
-      </w:r>
-      <w:r>
-        <w:rPr>
-          <w:rFonts w:ascii="Times New Roman" w:hAnsi="Times New Roman"/>
-          <w:i/>
-          <w:color w:val="FF0000"/>
-          <w:sz w:val="24"/>
-        </w:rPr>
-        <w:t>(40 р.)</w:t>
-      </w:r>
-      <w:r>
-        <w:rPr>
-          <w:rFonts w:ascii="Times New Roman" w:hAnsi="Times New Roman"/>
-          <w:sz w:val="24"/>
-        </w:rPr>
-        <w:t>.</w:t>
-      </w:r>
-    </w:p>
-    <w:p>
-      <w:pPr>
-        <w:spacing w:line="240" w:lineRule="auto"/>
-        <w:rPr>
-          <w:rFonts w:ascii="Times New Roman" w:hAnsi="Times New Roman"/>
-          <w:sz w:val="24"/>
-        </w:rPr>
-      </w:pPr>
-      <w:r>
-        <w:rPr>
-          <w:rFonts w:ascii="Times New Roman" w:hAnsi="Times New Roman"/>
-          <w:sz w:val="24"/>
-        </w:rPr>
-        <w:t>Ти, що повсякчас і кожної години на небі й на землі приймаєш поклін і славу, Боже добрий, довготерпеливий й многомилостивий, що праведних любиш, і грішних милуєш, і всіх кличеш до спасіння, заради обіцянки майбутніх благ! Прийми, Господи, в цю хвилину й наші молитви і спрямуй життя наше до твоїх заповідей. Душі наші освяти, тіла очисти, думки наші направ, розум очисти й протверези, і визволь нас від усякої скорботи, лиха й слабування. Захисти нас святими ангелами твоїми, щоб ми, їх охороною збережені й напоумлені, осягнули єдність віри та зрозуміння неприступної твоєї слави, бо ти благословенний на віки вічні. Амінь.</w:t>
-      </w:r>
-    </w:p>
-    <w:p>
-      <w:pPr>
-        <w:spacing w:line="240" w:lineRule="auto"/>
-        <w:rPr>
-          <w:rFonts w:ascii="Times New Roman" w:hAnsi="Times New Roman"/>
-          <w:sz w:val="24"/>
-        </w:rPr>
-      </w:pPr>
-      <w:r>
-        <w:rPr>
-          <w:rFonts w:ascii="Times New Roman" w:hAnsi="Times New Roman"/>
-          <w:sz w:val="24"/>
-        </w:rPr>
-        <w:t xml:space="preserve">Господи, помилуй </w:t>
-      </w:r>
-      <w:r>
-        <w:rPr>
-          <w:rFonts w:ascii="Times New Roman" w:hAnsi="Times New Roman"/>
-          <w:i/>
-          <w:color w:val="FF0000"/>
-          <w:sz w:val="24"/>
-        </w:rPr>
-        <w:t>(3 р.)</w:t>
-      </w:r>
-      <w:r>
-        <w:rPr>
-          <w:rFonts w:ascii="Times New Roman" w:hAnsi="Times New Roman"/>
-          <w:sz w:val="24"/>
-        </w:rPr>
-        <w:t>.</w:t>
       </w:r>
     </w:p>
     <w:p>
@@ -4979,27 +4883,32 @@
     </w:p>
     <w:p>
       <w:pPr>
-        <w:spacing w:line="240" w:lineRule="auto"/>
-        <w:rPr>
-          <w:rFonts w:ascii="Times New Roman" w:hAnsi="Times New Roman"/>
-          <w:sz w:val="24"/>
-        </w:rPr>
-      </w:pPr>
-      <w:r>
-        <w:rPr>
-          <w:rFonts w:ascii="Times New Roman" w:hAnsi="Times New Roman"/>
-          <w:i/>
-          <w:color w:val="FF0000"/>
-          <w:sz w:val="24"/>
-        </w:rPr>
-        <w:t xml:space="preserve">Священик: </w:t>
-      </w:r>
-      <w:r>
-        <w:rPr>
-          <w:rFonts w:ascii="Times New Roman" w:hAnsi="Times New Roman"/>
-          <w:sz w:val="24"/>
-        </w:rPr>
-        <w:t>Слава тобі, Христе Боже, надіє наша, слава тобі!</w:t>
+        <w:spacing w:after="120"/>
+        <w:jc w:val="both"/>
+      </w:pPr>
+      <w:r>
+        <w:rPr>
+          <w:rFonts w:ascii="Times New Roman" w:hAnsi="Times New Roman"/>
+          <w:i/>
+          <w:color w:val="FF0000"/>
+          <w:sz w:val="24"/>
+        </w:rPr>
+        <w:t>Священик:</w:t>
+      </w:r>
+      <w:r>
+        <w:rPr>
+          <w:rFonts w:ascii="Times New Roman" w:hAnsi="Times New Roman"/>
+          <w:color w:val="FF0000"/>
+          <w:sz w:val="24"/>
+        </w:rPr>
+        <w:t xml:space="preserve"> </w:t>
+      </w:r>
+      <w:r>
+        <w:rPr>
+          <w:rFonts w:ascii="Times New Roman" w:hAnsi="Times New Roman"/>
+          <w:sz w:val="24"/>
+        </w:rPr>
+        <w:t>Слава тобі, Христе Боже, уповання наше, слава тобі!</w:t>
       </w:r>
     </w:p>
     <w:p>
@@ -5170,6 +5079,192 @@
     </w:p>
     <w:p>
       <w:pPr>
+        <w:spacing w:after="120"/>
+      </w:pPr>
+      <w:r>
+        <w:rPr>
+          <w:rFonts w:ascii="Times New Roman" w:hAnsi="Times New Roman"/>
+          <w:i/>
+          <w:color w:val="FF0000"/>
+          <w:sz w:val="24"/>
+        </w:rPr>
+        <w:t>Вірні:</w:t>
+      </w:r>
+      <w:r>
+        <w:rPr>
+          <w:rFonts w:ascii="Times New Roman" w:hAnsi="Times New Roman"/>
+          <w:color w:val="FF0000"/>
+          <w:sz w:val="24"/>
+        </w:rPr>
+        <w:t xml:space="preserve"> </w:t>
+      </w:r>
+      <w:r>
+        <w:rPr>
+          <w:rFonts w:ascii="Times New Roman" w:hAnsi="Times New Roman"/>
+          <w:sz w:val="24"/>
+        </w:rPr>
+        <w:t>Амі́нь.</w:t>
+      </w:r>
+    </w:p>
+    <w:p>
+      <w:pPr>
+        <w:spacing w:after="120"/>
+      </w:pPr>
+      <w:r>
+        <w:rPr>
+          <w:rFonts w:ascii="Times New Roman" w:hAnsi="Times New Roman"/>
+          <w:sz w:val="24"/>
+        </w:rPr>
+        <w:t>Сла́ва Тобі́, Бо́же наш, сла́ва Тобі́.</w:t>
+      </w:r>
+    </w:p>
+    <w:p>
+      <w:pPr>
+        <w:spacing w:after="120"/>
+      </w:pPr>
+      <w:r>
+        <w:rPr>
+          <w:rFonts w:ascii="Times New Roman" w:hAnsi="Times New Roman"/>
+          <w:sz w:val="24"/>
+        </w:rPr>
+        <w:t>Ца́рю небе́сний, утіши́телю, Ду́ше íстини,* що всю́ди єси́ і все наповня́єш,* скарбни́це благ і життя́ пода́телю,* прийди́, і всели́ся в нас,* і очи́сти нас від уся́кої скве́рни,* і спаси́, благи́й, ду́ші на́ші.</w:t>
+      </w:r>
+    </w:p>
+    <w:p>
+      <w:pPr>
+        <w:spacing w:after="120"/>
+        <w:jc w:val="both"/>
+      </w:pPr>
+      <w:r>
+        <w:rPr>
+          <w:rFonts w:ascii="Times New Roman" w:hAnsi="Times New Roman"/>
+          <w:sz w:val="24"/>
+        </w:rPr>
+        <w:t xml:space="preserve">Святий Боже, святий Кріпкий, святий Безсмертний, помилуй нас. </w:t>
+      </w:r>
+      <w:r>
+        <w:rPr>
+          <w:rFonts w:ascii="Times New Roman" w:hAnsi="Times New Roman"/>
+          <w:i/>
+          <w:color w:val="FF0000"/>
+          <w:sz w:val="24"/>
+        </w:rPr>
+        <w:t>(3 р.)</w:t>
+      </w:r>
+    </w:p>
+    <w:p>
+      <w:pPr>
+        <w:spacing w:line="240" w:lineRule="auto"/>
+        <w:rPr>
+          <w:rFonts w:ascii="Times New Roman" w:hAnsi="Times New Roman"/>
+          <w:sz w:val="24"/>
+        </w:rPr>
+      </w:pPr>
+      <w:r>
+        <w:rPr>
+          <w:rFonts w:ascii="Times New Roman" w:hAnsi="Times New Roman"/>
+          <w:sz w:val="24"/>
+        </w:rPr>
+        <w:t>Слава Отцю, і Сину, і Святому Духові,* і нині і повсякчас, і на віки вічні. Амінь.</w:t>
+      </w:r>
+    </w:p>
+    <w:p>
+      <w:pPr>
+        <w:spacing w:line="240" w:lineRule="auto"/>
+        <w:rPr>
+          <w:rFonts w:ascii="Times New Roman" w:hAnsi="Times New Roman"/>
+          <w:sz w:val="24"/>
+        </w:rPr>
+      </w:pPr>
+      <w:r>
+        <w:rPr>
+          <w:rFonts w:ascii="Times New Roman" w:hAnsi="Times New Roman"/>
+          <w:sz w:val="24"/>
+        </w:rPr>
+        <w:t>Пресвята Тройце, помилуй нас;* Господи, очисти гріхи наші;* Владико, прости беззаконня наші;* Святий, завітай і зціли немочі наші імени твого ради.</w:t>
+      </w:r>
+    </w:p>
+    <w:p>
+      <w:pPr>
+        <w:spacing w:after="120"/>
+        <w:jc w:val="both"/>
+      </w:pPr>
+      <w:r>
+        <w:rPr>
+          <w:rFonts w:ascii="Times New Roman" w:hAnsi="Times New Roman"/>
+          <w:sz w:val="24"/>
+        </w:rPr>
+        <w:t xml:space="preserve">Господи, помилуй. </w:t>
+      </w:r>
+      <w:r>
+        <w:rPr>
+          <w:rFonts w:ascii="Times New Roman" w:hAnsi="Times New Roman"/>
+          <w:i/>
+          <w:color w:val="FF0000"/>
+          <w:sz w:val="24"/>
+        </w:rPr>
+        <w:t>(3 р.)</w:t>
+      </w:r>
+    </w:p>
+    <w:p>
+      <w:pPr>
+        <w:spacing w:line="240" w:lineRule="auto"/>
+        <w:rPr>
+          <w:rFonts w:ascii="Times New Roman" w:hAnsi="Times New Roman"/>
+          <w:sz w:val="24"/>
+        </w:rPr>
+      </w:pPr>
+      <w:r>
+        <w:rPr>
+          <w:rFonts w:ascii="Times New Roman" w:hAnsi="Times New Roman"/>
+          <w:sz w:val="24"/>
+        </w:rPr>
+        <w:t>Слава Отцю, і Сину, і Святому Духові,* і нині, і повсякчас, і на віки вічні. Амінь.</w:t>
+      </w:r>
+    </w:p>
+    <w:p>
+      <w:pPr>
+        <w:spacing w:line="240" w:lineRule="auto"/>
+        <w:rPr>
+          <w:rFonts w:ascii="Times New Roman" w:hAnsi="Times New Roman"/>
+          <w:sz w:val="24"/>
+        </w:rPr>
+      </w:pPr>
+      <w:r>
+        <w:rPr>
+          <w:rFonts w:ascii="Times New Roman" w:hAnsi="Times New Roman"/>
+          <w:sz w:val="24"/>
+        </w:rPr>
+        <w:t>Отче наш, що єси на небесах,* нехай святиться ім’я твоє,* нехай прийде царство твоє,* нехай буде воля твоя, як на небі, так і на землі.* Хліб наш насущний дай нам сьогодні,* і прости нам провини наші,* як і ми прощаємо винуватцям нашим,* і не введи нас у спокусу,* але визволи нас від лукавого.</w:t>
+      </w:r>
+    </w:p>
+    <w:p>
+      <w:pPr>
+        <w:spacing w:line="240" w:lineRule="auto"/>
+        <w:rPr>
+          <w:rFonts w:ascii="Times New Roman" w:hAnsi="Times New Roman"/>
+          <w:sz w:val="24"/>
+        </w:rPr>
+      </w:pPr>
+      <w:r>
+        <w:rPr>
+          <w:rFonts w:ascii="Times New Roman" w:hAnsi="Times New Roman"/>
+          <w:i/>
+          <w:color w:val="FF0000"/>
+          <w:sz w:val="24"/>
+        </w:rPr>
+        <w:t xml:space="preserve">Священик: </w:t>
+      </w:r>
+      <w:r>
+        <w:rPr>
+          <w:rFonts w:ascii="Times New Roman" w:hAnsi="Times New Roman"/>
+          <w:sz w:val="24"/>
+        </w:rPr>
+        <w:t>Бо твоє є царство, і сила, і слава, Отця, і Сина, і Святого Духа, нині і повсякчас, і на віки вічні.</w:t>
+      </w:r>
+    </w:p>
+    <w:p>
+      <w:pPr>
         <w:spacing w:line="240" w:lineRule="auto"/>
         <w:rPr>
           <w:rFonts w:ascii="Times New Roman" w:hAnsi="Times New Roman"/>
@@ -5190,48 +5285,32 @@
           <w:rFonts w:ascii="Times New Roman" w:hAnsi="Times New Roman"/>
           <w:sz w:val="24"/>
         </w:rPr>
-        <w:t>Амінь. Слава тобі, Боже наш, слава тобі.</w:t>
-      </w:r>
-    </w:p>
-    <w:p>
-      <w:pPr>
-        <w:spacing w:line="240" w:lineRule="auto"/>
-        <w:rPr>
-          <w:rFonts w:ascii="Times New Roman" w:hAnsi="Times New Roman"/>
-          <w:sz w:val="24"/>
-        </w:rPr>
-      </w:pPr>
-      <w:r>
-        <w:rPr>
-          <w:rFonts w:ascii="Times New Roman" w:hAnsi="Times New Roman"/>
-          <w:sz w:val="24"/>
-        </w:rPr>
-        <w:t>Царю небесний, утішителю, Душе істини,* що всюди єси і все наповняєш,* скарбе дібр і життя подателю,* прийди і вселися в нас,* і очисти нас від усякої скверни,* і спаси, Благий, душі наші.</w:t>
-      </w:r>
-    </w:p>
-    <w:p>
-      <w:pPr>
-        <w:spacing w:line="240" w:lineRule="auto"/>
-        <w:rPr>
-          <w:rFonts w:ascii="Times New Roman" w:hAnsi="Times New Roman"/>
-          <w:sz w:val="24"/>
-        </w:rPr>
-      </w:pPr>
-      <w:r>
-        <w:rPr>
-          <w:rFonts w:ascii="Times New Roman" w:hAnsi="Times New Roman"/>
-          <w:sz w:val="24"/>
-        </w:rPr>
-        <w:t xml:space="preserve">Святий Боже, святий Кріпкий, святий Безсмертний, помилуй нас </w:t>
-      </w:r>
-      <w:r>
-        <w:rPr>
-          <w:rFonts w:ascii="Times New Roman" w:hAnsi="Times New Roman"/>
-          <w:i/>
-          <w:color w:val="FF0000"/>
-          <w:sz w:val="24"/>
-        </w:rPr>
-        <w:t>(3 р.)</w:t>
+        <w:t xml:space="preserve">Амінь. </w:t>
+      </w:r>
+    </w:p>
+    <w:p>
+      <w:pPr>
+        <w:spacing w:line="240" w:lineRule="auto"/>
+        <w:rPr>
+          <w:rFonts w:ascii="Times New Roman" w:hAnsi="Times New Roman"/>
+          <w:sz w:val="24"/>
+        </w:rPr>
+      </w:pPr>
+      <w:r>
+        <w:rPr>
+          <w:rFonts w:ascii="Times New Roman" w:hAnsi="Times New Roman"/>
+          <w:sz w:val="24"/>
+        </w:rPr>
+        <w:t xml:space="preserve">Господи, помилуй </w:t>
+      </w:r>
+      <w:r>
+        <w:rPr>
+          <w:rFonts w:ascii="Times New Roman" w:hAnsi="Times New Roman"/>
+          <w:i/>
+          <w:color w:val="FF0000"/>
+          <w:sz w:val="24"/>
+        </w:rPr>
+        <w:t>(12 р.)</w:t>
       </w:r>
       <w:r>
         <w:rPr>
@@ -5254,233 +5333,46 @@
           <w:rFonts w:ascii="Times New Roman" w:hAnsi="Times New Roman"/>
           <w:sz w:val="24"/>
         </w:rPr>
-        <w:t>Слава Отцю, і Сину, і Святому Духові,* і нині і повсякчас, і на віки вічні. Амінь.</w:t>
-      </w:r>
-    </w:p>
-    <w:p>
-      <w:pPr>
-        <w:spacing w:line="240" w:lineRule="auto"/>
-        <w:rPr>
-          <w:rFonts w:ascii="Times New Roman" w:hAnsi="Times New Roman"/>
-          <w:sz w:val="24"/>
-        </w:rPr>
-      </w:pPr>
-      <w:r>
-        <w:rPr>
-          <w:rFonts w:ascii="Times New Roman" w:hAnsi="Times New Roman"/>
-          <w:sz w:val="24"/>
-        </w:rPr>
-        <w:t>Пресвята Тройце, помилуй нас;* Господи, очисти гріхи наші;* Владико, прости беззаконня наші;* Святий, завітай і зціли немочі наші імени твого ради.</w:t>
-      </w:r>
-    </w:p>
-    <w:p>
-      <w:pPr>
-        <w:spacing w:line="240" w:lineRule="auto"/>
-        <w:rPr>
-          <w:rFonts w:ascii="Times New Roman" w:hAnsi="Times New Roman"/>
-          <w:sz w:val="24"/>
-        </w:rPr>
-      </w:pPr>
-      <w:r>
-        <w:rPr>
-          <w:rFonts w:ascii="Times New Roman" w:hAnsi="Times New Roman"/>
-          <w:sz w:val="24"/>
-        </w:rPr>
-        <w:t xml:space="preserve">Господи, помилуй </w:t>
-      </w:r>
-      <w:r>
-        <w:rPr>
-          <w:rFonts w:ascii="Times New Roman" w:hAnsi="Times New Roman"/>
-          <w:i/>
-          <w:color w:val="FF0000"/>
-          <w:sz w:val="24"/>
-        </w:rPr>
-        <w:t>(3 р.)</w:t>
-      </w:r>
-      <w:r>
-        <w:rPr>
-          <w:rFonts w:ascii="Times New Roman" w:hAnsi="Times New Roman"/>
-          <w:sz w:val="24"/>
-        </w:rPr>
-        <w:t>.</w:t>
-      </w:r>
-    </w:p>
-    <w:p>
-      <w:pPr>
-        <w:spacing w:line="240" w:lineRule="auto"/>
-        <w:rPr>
-          <w:rFonts w:ascii="Times New Roman" w:hAnsi="Times New Roman"/>
-          <w:sz w:val="24"/>
-        </w:rPr>
-      </w:pPr>
-      <w:r>
-        <w:rPr>
-          <w:rFonts w:ascii="Times New Roman" w:hAnsi="Times New Roman"/>
-          <w:sz w:val="24"/>
-        </w:rPr>
         <w:t>Слава Отцю, і Сину, і Святому Духові,* і нині, і повсякчас, і на віки вічні. Амінь.</w:t>
       </w:r>
     </w:p>
     <w:p>
       <w:pPr>
-        <w:spacing w:line="240" w:lineRule="auto"/>
-        <w:rPr>
-          <w:rFonts w:ascii="Times New Roman" w:hAnsi="Times New Roman"/>
-          <w:sz w:val="24"/>
-        </w:rPr>
-      </w:pPr>
-      <w:r>
-        <w:rPr>
-          <w:rFonts w:ascii="Times New Roman" w:hAnsi="Times New Roman"/>
-          <w:sz w:val="24"/>
-        </w:rPr>
-        <w:t>Отче наш, що єси на небесах,* нехай святиться ім’я твоє,* нехай прийде царство твоє,* нехай буде воля твоя, як на небі, так і на землі.* Хліб наш насущний дай нам сьогодні,* і прости нам провини наші,* як і ми прощаємо винуватцям нашим,* і не введи нас у спокусу,* але визволи нас від лукавого.</w:t>
-      </w:r>
-    </w:p>
-    <w:p>
-      <w:pPr>
-        <w:spacing w:line="240" w:lineRule="auto"/>
-        <w:rPr>
-          <w:rFonts w:ascii="Times New Roman" w:hAnsi="Times New Roman"/>
-          <w:sz w:val="24"/>
-        </w:rPr>
-      </w:pPr>
-      <w:r>
-        <w:rPr>
-          <w:rFonts w:ascii="Times New Roman" w:hAnsi="Times New Roman"/>
-          <w:i/>
-          <w:color w:val="FF0000"/>
-          <w:sz w:val="24"/>
-        </w:rPr>
-        <w:t xml:space="preserve">Священик: </w:t>
-      </w:r>
-      <w:r>
-        <w:rPr>
-          <w:rFonts w:ascii="Times New Roman" w:hAnsi="Times New Roman"/>
-          <w:sz w:val="24"/>
-        </w:rPr>
-        <w:t>Бо твоє є царство, і сила, і слава, Отця, і Сина, і Святого Духа, нині і повсякчас, і на віки вічні.</w:t>
-      </w:r>
-    </w:p>
-    <w:p>
-      <w:pPr>
-        <w:spacing w:line="240" w:lineRule="auto"/>
-        <w:rPr>
-          <w:rFonts w:ascii="Times New Roman" w:hAnsi="Times New Roman"/>
-          <w:sz w:val="24"/>
-        </w:rPr>
-      </w:pPr>
-      <w:r>
-        <w:rPr>
-          <w:rFonts w:ascii="Times New Roman" w:hAnsi="Times New Roman"/>
-          <w:i/>
-          <w:color w:val="FF0000"/>
-          <w:sz w:val="24"/>
-        </w:rPr>
-        <w:t xml:space="preserve">Вірні: </w:t>
-      </w:r>
-      <w:r>
-        <w:rPr>
-          <w:rFonts w:ascii="Times New Roman" w:hAnsi="Times New Roman"/>
-          <w:sz w:val="24"/>
-        </w:rPr>
-        <w:t xml:space="preserve">Амінь. </w:t>
-      </w:r>
-    </w:p>
-    <w:p>
-      <w:pPr>
-        <w:spacing w:line="240" w:lineRule="auto"/>
-        <w:rPr>
-          <w:rFonts w:ascii="Times New Roman" w:hAnsi="Times New Roman"/>
-          <w:sz w:val="24"/>
-        </w:rPr>
-      </w:pPr>
-      <w:r>
-        <w:rPr>
-          <w:rFonts w:ascii="Times New Roman" w:hAnsi="Times New Roman"/>
-          <w:sz w:val="24"/>
-        </w:rPr>
-        <w:t xml:space="preserve">Господи, помилуй </w:t>
-      </w:r>
-      <w:r>
-        <w:rPr>
-          <w:rFonts w:ascii="Times New Roman" w:hAnsi="Times New Roman"/>
-          <w:i/>
-          <w:color w:val="FF0000"/>
-          <w:sz w:val="24"/>
-        </w:rPr>
-        <w:t>(12 р.)</w:t>
-      </w:r>
-      <w:r>
-        <w:rPr>
-          <w:rFonts w:ascii="Times New Roman" w:hAnsi="Times New Roman"/>
-          <w:sz w:val="24"/>
-        </w:rPr>
-        <w:t>.</w:t>
-      </w:r>
-    </w:p>
-    <w:p>
-      <w:pPr>
-        <w:spacing w:line="240" w:lineRule="auto"/>
-        <w:rPr>
-          <w:rFonts w:ascii="Times New Roman" w:hAnsi="Times New Roman"/>
-          <w:sz w:val="24"/>
-        </w:rPr>
-      </w:pPr>
-      <w:r>
-        <w:rPr>
-          <w:rFonts w:ascii="Times New Roman" w:hAnsi="Times New Roman"/>
-          <w:sz w:val="24"/>
-        </w:rPr>
-        <w:t>Слава Отцю, і Сину, і Святому Духові,* і нині, і повсякчас, і на віки вічні. Амінь.</w:t>
-      </w:r>
-    </w:p>
-    <w:p>
-      <w:pPr>
-        <w:spacing w:line="240" w:lineRule="auto"/>
-        <w:rPr>
-          <w:rFonts w:ascii="Times New Roman" w:hAnsi="Times New Roman"/>
-          <w:sz w:val="24"/>
-        </w:rPr>
-      </w:pPr>
-      <w:r>
-        <w:rPr>
-          <w:rFonts w:ascii="Times New Roman" w:hAnsi="Times New Roman"/>
-          <w:sz w:val="24"/>
-        </w:rPr>
-        <w:t>Прийдіте, поклонімся* Цареві нашому Богу.</w:t>
-      </w:r>
-    </w:p>
-    <w:p>
-      <w:pPr>
-        <w:spacing w:line="240" w:lineRule="auto"/>
-        <w:rPr>
-          <w:rFonts w:ascii="Times New Roman" w:hAnsi="Times New Roman"/>
-          <w:sz w:val="24"/>
-        </w:rPr>
-      </w:pPr>
-      <w:r>
-        <w:rPr>
-          <w:rFonts w:ascii="Times New Roman" w:hAnsi="Times New Roman"/>
-          <w:sz w:val="24"/>
-        </w:rPr>
-        <w:t>Прийдіте, поклонімся* Христові, Цареві нашому Богу.</w:t>
-      </w:r>
-    </w:p>
-    <w:p>
-      <w:pPr>
-        <w:spacing w:line="240" w:lineRule="auto"/>
-        <w:rPr>
-          <w:rFonts w:ascii="Times New Roman" w:hAnsi="Times New Roman"/>
-          <w:sz w:val="24"/>
-        </w:rPr>
-      </w:pPr>
-      <w:r>
-        <w:rPr>
-          <w:rFonts w:ascii="Times New Roman" w:hAnsi="Times New Roman"/>
-          <w:sz w:val="24"/>
-        </w:rPr>
-        <w:t>Прийдіте, поклонімся і припадім* до самого Господа Ісуса Христа, Царя і Бога нашого.</w:t>
+        <w:spacing w:after="120"/>
+        <w:jc w:val="both"/>
+      </w:pPr>
+      <w:r>
+        <w:rPr>
+          <w:rFonts w:ascii="Times New Roman" w:hAnsi="Times New Roman"/>
+          <w:sz w:val="24"/>
+        </w:rPr>
+        <w:t>Прийді́те, поклоні́мся* царе́ві на́шому – Бо́гу.</w:t>
+      </w:r>
+    </w:p>
+    <w:p>
+      <w:pPr>
+        <w:spacing w:after="120"/>
+        <w:jc w:val="both"/>
+      </w:pPr>
+      <w:r>
+        <w:rPr>
+          <w:rFonts w:ascii="Times New Roman" w:hAnsi="Times New Roman"/>
+          <w:sz w:val="24"/>
+        </w:rPr>
+        <w:t>Прийді́те, поклоні́мся* Христо́ві, царе́ві на́шому – Бо́гу.</w:t>
+      </w:r>
+    </w:p>
+    <w:p>
+      <w:pPr>
+        <w:spacing w:after="120"/>
+        <w:jc w:val="both"/>
+      </w:pPr>
+      <w:r>
+        <w:rPr>
+          <w:rFonts w:ascii="Times New Roman" w:hAnsi="Times New Roman"/>
+          <w:sz w:val="24"/>
+        </w:rPr>
+        <w:t>Прийді́те, поклоні́мся і припаді́м* до само́го Го́спода Ісу́са Христа́ – царя́ і Бо́га на́шого.</w:t>
       </w:r>
     </w:p>
     <w:p>
@@ -6351,18 +6243,15 @@
     </w:p>
     <w:p>
       <w:pPr>
-        <w:spacing w:line="240" w:lineRule="auto"/>
-        <w:rPr>
-          <w:rFonts w:ascii="Times New Roman" w:hAnsi="Times New Roman"/>
-          <w:sz w:val="24"/>
-        </w:rPr>
-      </w:pPr>
-      <w:r>
-        <w:rPr>
-          <w:rFonts w:ascii="Times New Roman" w:hAnsi="Times New Roman"/>
-          <w:sz w:val="24"/>
-        </w:rPr>
-        <w:t xml:space="preserve">Господи, помилуй </w:t>
+        <w:spacing w:after="120"/>
+        <w:jc w:val="both"/>
+      </w:pPr>
+      <w:r>
+        <w:rPr>
+          <w:rFonts w:ascii="Times New Roman" w:hAnsi="Times New Roman"/>
+          <w:sz w:val="24"/>
+        </w:rPr>
+        <w:t xml:space="preserve">Господи, помилуй. </w:t>
       </w:r>
       <w:r>
         <w:rPr>
@@ -6373,13 +6262,6 @@
         </w:rPr>
         <w:t>(3 р.)</w:t>
       </w:r>
-      <w:r>
-        <w:rPr>
-          <w:rFonts w:ascii="Times New Roman" w:hAnsi="Times New Roman"/>
-          <w:sz w:val="24"/>
-        </w:rPr>
-        <w:t>.</w:t>
-      </w:r>
     </w:p>
     <w:p>
       <w:pPr>
@@ -6521,18 +6403,15 @@
     </w:p>
     <w:p>
       <w:pPr>
-        <w:spacing w:line="240" w:lineRule="auto"/>
-        <w:rPr>
-          <w:rFonts w:ascii="Times New Roman" w:hAnsi="Times New Roman"/>
-          <w:sz w:val="24"/>
-        </w:rPr>
-      </w:pPr>
-      <w:r>
-        <w:rPr>
-          <w:rFonts w:ascii="Times New Roman" w:hAnsi="Times New Roman"/>
-          <w:sz w:val="24"/>
-        </w:rPr>
-        <w:t xml:space="preserve">Святий Боже, святий Кріпкий, святий Безсмертний, помилуй нас </w:t>
+        <w:spacing w:after="120"/>
+        <w:jc w:val="both"/>
+      </w:pPr>
+      <w:r>
+        <w:rPr>
+          <w:rFonts w:ascii="Times New Roman" w:hAnsi="Times New Roman"/>
+          <w:sz w:val="24"/>
+        </w:rPr>
+        <w:t xml:space="preserve">Святий Боже, святий Кріпкий, святий Безсмертний, помилуй нас. </w:t>
       </w:r>
       <w:r>
         <w:rPr>
@@ -6543,13 +6422,6 @@
         </w:rPr>
         <w:t>(3 р.)</w:t>
       </w:r>
-      <w:r>
-        <w:rPr>
-          <w:rFonts w:ascii="Times New Roman" w:hAnsi="Times New Roman"/>
-          <w:sz w:val="24"/>
-        </w:rPr>
-        <w:t>.</w:t>
-      </w:r>
     </w:p>
     <w:p>
       <w:pPr>
@@ -6585,18 +6457,15 @@
     </w:p>
     <w:p>
       <w:pPr>
-        <w:spacing w:line="240" w:lineRule="auto"/>
-        <w:rPr>
-          <w:rFonts w:ascii="Times New Roman" w:hAnsi="Times New Roman"/>
-          <w:sz w:val="24"/>
-        </w:rPr>
-      </w:pPr>
-      <w:r>
-        <w:rPr>
-          <w:rFonts w:ascii="Times New Roman" w:hAnsi="Times New Roman"/>
-          <w:sz w:val="24"/>
-        </w:rPr>
-        <w:t xml:space="preserve">Господи, помилуй </w:t>
+        <w:spacing w:after="120"/>
+        <w:jc w:val="both"/>
+      </w:pPr>
+      <w:r>
+        <w:rPr>
+          <w:rFonts w:ascii="Times New Roman" w:hAnsi="Times New Roman"/>
+          <w:sz w:val="24"/>
+        </w:rPr>
+        <w:t xml:space="preserve">Господи, помилуй. </w:t>
       </w:r>
       <w:r>
         <w:rPr>
@@ -6606,13 +6475,6 @@
           <w:sz w:val="24"/>
         </w:rPr>
         <w:t>(3 р.)</w:t>
-      </w:r>
-      <w:r>
-        <w:rPr>
-          <w:rFonts w:ascii="Times New Roman" w:hAnsi="Times New Roman"/>
-          <w:sz w:val="24"/>
-        </w:rPr>
-        <w:t>.</w:t>
       </w:r>
     </w:p>
     <w:p>
@@ -6798,18 +6660,15 @@
     </w:p>
     <w:p>
       <w:pPr>
-        <w:spacing w:line="240" w:lineRule="auto"/>
-        <w:rPr>
-          <w:rFonts w:ascii="Times New Roman" w:hAnsi="Times New Roman"/>
-          <w:sz w:val="24"/>
-        </w:rPr>
-      </w:pPr>
-      <w:r>
-        <w:rPr>
-          <w:rFonts w:ascii="Times New Roman" w:hAnsi="Times New Roman"/>
-          <w:sz w:val="24"/>
-        </w:rPr>
-        <w:t xml:space="preserve">Господи, помилуй </w:t>
+        <w:spacing w:after="120"/>
+        <w:jc w:val="both"/>
+      </w:pPr>
+      <w:r>
+        <w:rPr>
+          <w:rFonts w:ascii="Times New Roman" w:hAnsi="Times New Roman"/>
+          <w:sz w:val="24"/>
+        </w:rPr>
+        <w:t xml:space="preserve">Господи, помилуй. </w:t>
       </w:r>
       <w:r>
         <w:rPr>
@@ -6820,13 +6679,6 @@
         </w:rPr>
         <w:t>(3 р.)</w:t>
       </w:r>
-      <w:r>
-        <w:rPr>
-          <w:rFonts w:ascii="Times New Roman" w:hAnsi="Times New Roman"/>
-          <w:sz w:val="24"/>
-        </w:rPr>
-        <w:t>.</w:t>
-      </w:r>
     </w:p>
     <w:p>
       <w:pPr>
@@ -7028,27 +6880,32 @@
     </w:p>
     <w:p>
       <w:pPr>
-        <w:spacing w:line="240" w:lineRule="auto"/>
-        <w:rPr>
-          <w:rFonts w:ascii="Times New Roman" w:hAnsi="Times New Roman"/>
-          <w:sz w:val="24"/>
-        </w:rPr>
-      </w:pPr>
-      <w:r>
-        <w:rPr>
-          <w:rFonts w:ascii="Times New Roman" w:hAnsi="Times New Roman"/>
-          <w:i/>
-          <w:color w:val="FF0000"/>
-          <w:sz w:val="24"/>
-        </w:rPr>
-        <w:t xml:space="preserve">Священик: </w:t>
-      </w:r>
-      <w:r>
-        <w:rPr>
-          <w:rFonts w:ascii="Times New Roman" w:hAnsi="Times New Roman"/>
-          <w:sz w:val="24"/>
-        </w:rPr>
-        <w:t>Слава тобі, Христе Боже, надіє наша, слава тобі!</w:t>
+        <w:spacing w:after="120"/>
+        <w:jc w:val="both"/>
+      </w:pPr>
+      <w:r>
+        <w:rPr>
+          <w:rFonts w:ascii="Times New Roman" w:hAnsi="Times New Roman"/>
+          <w:i/>
+          <w:color w:val="FF0000"/>
+          <w:sz w:val="24"/>
+        </w:rPr>
+        <w:t>Священик:</w:t>
+      </w:r>
+      <w:r>
+        <w:rPr>
+          <w:rFonts w:ascii="Times New Roman" w:hAnsi="Times New Roman"/>
+          <w:color w:val="FF0000"/>
+          <w:sz w:val="24"/>
+        </w:rPr>
+        <w:t xml:space="preserve"> </w:t>
+      </w:r>
+      <w:r>
+        <w:rPr>
+          <w:rFonts w:ascii="Times New Roman" w:hAnsi="Times New Roman"/>
+          <w:sz w:val="24"/>
+        </w:rPr>
+        <w:t>Слава тобі, Христе Боже, уповання наше, слава тобі!</w:t>
       </w:r>
     </w:p>
     <w:p>
@@ -7219,6 +7076,192 @@
     </w:p>
     <w:p>
       <w:pPr>
+        <w:spacing w:after="120"/>
+      </w:pPr>
+      <w:r>
+        <w:rPr>
+          <w:rFonts w:ascii="Times New Roman" w:hAnsi="Times New Roman"/>
+          <w:i/>
+          <w:color w:val="FF0000"/>
+          <w:sz w:val="24"/>
+        </w:rPr>
+        <w:t>Вірні:</w:t>
+      </w:r>
+      <w:r>
+        <w:rPr>
+          <w:rFonts w:ascii="Times New Roman" w:hAnsi="Times New Roman"/>
+          <w:color w:val="FF0000"/>
+          <w:sz w:val="24"/>
+        </w:rPr>
+        <w:t xml:space="preserve"> </w:t>
+      </w:r>
+      <w:r>
+        <w:rPr>
+          <w:rFonts w:ascii="Times New Roman" w:hAnsi="Times New Roman"/>
+          <w:sz w:val="24"/>
+        </w:rPr>
+        <w:t>Амі́нь.</w:t>
+      </w:r>
+    </w:p>
+    <w:p>
+      <w:pPr>
+        <w:spacing w:after="120"/>
+      </w:pPr>
+      <w:r>
+        <w:rPr>
+          <w:rFonts w:ascii="Times New Roman" w:hAnsi="Times New Roman"/>
+          <w:sz w:val="24"/>
+        </w:rPr>
+        <w:t>Сла́ва Тобі́, Бо́же наш, сла́ва Тобі́.</w:t>
+      </w:r>
+    </w:p>
+    <w:p>
+      <w:pPr>
+        <w:spacing w:after="120"/>
+      </w:pPr>
+      <w:r>
+        <w:rPr>
+          <w:rFonts w:ascii="Times New Roman" w:hAnsi="Times New Roman"/>
+          <w:sz w:val="24"/>
+        </w:rPr>
+        <w:t>Ца́рю небе́сний, утіши́телю, Ду́ше íстини,* що всю́ди єси́ і все наповня́єш,* скарбни́це благ і життя́ пода́телю,* прийди́, і всели́ся в нас,* і очи́сти нас від уся́кої скве́рни,* і спаси́, благи́й, ду́ші на́ші.</w:t>
+      </w:r>
+    </w:p>
+    <w:p>
+      <w:pPr>
+        <w:spacing w:after="120"/>
+        <w:jc w:val="both"/>
+      </w:pPr>
+      <w:r>
+        <w:rPr>
+          <w:rFonts w:ascii="Times New Roman" w:hAnsi="Times New Roman"/>
+          <w:sz w:val="24"/>
+        </w:rPr>
+        <w:t xml:space="preserve">Святий Боже, святий Кріпкий, святий Безсмертний, помилуй нас. </w:t>
+      </w:r>
+      <w:r>
+        <w:rPr>
+          <w:rFonts w:ascii="Times New Roman" w:hAnsi="Times New Roman"/>
+          <w:i/>
+          <w:color w:val="FF0000"/>
+          <w:sz w:val="24"/>
+        </w:rPr>
+        <w:t>(3 р.)</w:t>
+      </w:r>
+    </w:p>
+    <w:p>
+      <w:pPr>
+        <w:spacing w:line="240" w:lineRule="auto"/>
+        <w:rPr>
+          <w:rFonts w:ascii="Times New Roman" w:hAnsi="Times New Roman"/>
+          <w:sz w:val="24"/>
+        </w:rPr>
+      </w:pPr>
+      <w:r>
+        <w:rPr>
+          <w:rFonts w:ascii="Times New Roman" w:hAnsi="Times New Roman"/>
+          <w:sz w:val="24"/>
+        </w:rPr>
+        <w:t>Слава Отцю, і Сину, і Святому Духові,* і нині, і повсякчас, і на віки вічні. Амінь.</w:t>
+      </w:r>
+    </w:p>
+    <w:p>
+      <w:pPr>
+        <w:spacing w:line="240" w:lineRule="auto"/>
+        <w:rPr>
+          <w:rFonts w:ascii="Times New Roman" w:hAnsi="Times New Roman"/>
+          <w:sz w:val="24"/>
+        </w:rPr>
+      </w:pPr>
+      <w:r>
+        <w:rPr>
+          <w:rFonts w:ascii="Times New Roman" w:hAnsi="Times New Roman"/>
+          <w:sz w:val="24"/>
+        </w:rPr>
+        <w:t>Пресвята Тройце, помилуй нас;* Господи, очисти гріхи наші;* Владико, прости беззаконня наші;* Святий, завітай і зціли немочі наші імени твого ради.</w:t>
+      </w:r>
+    </w:p>
+    <w:p>
+      <w:pPr>
+        <w:spacing w:after="120"/>
+        <w:jc w:val="both"/>
+      </w:pPr>
+      <w:r>
+        <w:rPr>
+          <w:rFonts w:ascii="Times New Roman" w:hAnsi="Times New Roman"/>
+          <w:sz w:val="24"/>
+        </w:rPr>
+        <w:t xml:space="preserve">Господи, помилуй. </w:t>
+      </w:r>
+      <w:r>
+        <w:rPr>
+          <w:rFonts w:ascii="Times New Roman" w:hAnsi="Times New Roman"/>
+          <w:i/>
+          <w:color w:val="FF0000"/>
+          <w:sz w:val="24"/>
+        </w:rPr>
+        <w:t>(3 р.)</w:t>
+      </w:r>
+    </w:p>
+    <w:p>
+      <w:pPr>
+        <w:spacing w:line="240" w:lineRule="auto"/>
+        <w:rPr>
+          <w:rFonts w:ascii="Times New Roman" w:hAnsi="Times New Roman"/>
+          <w:sz w:val="24"/>
+        </w:rPr>
+      </w:pPr>
+      <w:r>
+        <w:rPr>
+          <w:rFonts w:ascii="Times New Roman" w:hAnsi="Times New Roman"/>
+          <w:sz w:val="24"/>
+        </w:rPr>
+        <w:t>Слава Отцю, і Сину, і Святому Духові,* і нині, і повсякчас, і на віки вічні. Амінь.</w:t>
+      </w:r>
+    </w:p>
+    <w:p>
+      <w:pPr>
+        <w:spacing w:line="240" w:lineRule="auto"/>
+        <w:rPr>
+          <w:rFonts w:ascii="Times New Roman" w:hAnsi="Times New Roman"/>
+          <w:sz w:val="24"/>
+        </w:rPr>
+      </w:pPr>
+      <w:r>
+        <w:rPr>
+          <w:rFonts w:ascii="Times New Roman" w:hAnsi="Times New Roman"/>
+          <w:sz w:val="24"/>
+        </w:rPr>
+        <w:t>Отче наш, що єси на небесах,* нехай святиться ім’я твоє,* нехай прийде царство твоє,* нехай буде воля твоя, як на небі, так і на землі.* Хліб наш насущний дай нам сьогодні,* і прости нам провини наші,* як і ми прощаємо винуватцям нашим,* і не введи нас у спокусу,* але визволи нас від лукавого.</w:t>
+      </w:r>
+    </w:p>
+    <w:p>
+      <w:pPr>
+        <w:spacing w:line="240" w:lineRule="auto"/>
+        <w:rPr>
+          <w:rFonts w:ascii="Times New Roman" w:hAnsi="Times New Roman"/>
+          <w:sz w:val="24"/>
+        </w:rPr>
+      </w:pPr>
+      <w:r>
+        <w:rPr>
+          <w:rFonts w:ascii="Times New Roman" w:hAnsi="Times New Roman"/>
+          <w:i/>
+          <w:color w:val="FF0000"/>
+          <w:sz w:val="24"/>
+        </w:rPr>
+        <w:t xml:space="preserve">Священик: </w:t>
+      </w:r>
+      <w:r>
+        <w:rPr>
+          <w:rFonts w:ascii="Times New Roman" w:hAnsi="Times New Roman"/>
+          <w:sz w:val="24"/>
+        </w:rPr>
+        <w:t>Бо твоє є царство, і сила, і слава, Отця, і Сина, і Святого Духа, нині і повсякчас, і на віки вічні.</w:t>
+      </w:r>
+    </w:p>
+    <w:p>
+      <w:pPr>
         <w:spacing w:line="240" w:lineRule="auto"/>
         <w:rPr>
           <w:rFonts w:ascii="Times New Roman" w:hAnsi="Times New Roman"/>
@@ -7239,48 +7282,32 @@
           <w:rFonts w:ascii="Times New Roman" w:hAnsi="Times New Roman"/>
           <w:sz w:val="24"/>
         </w:rPr>
-        <w:t>Амінь. Слава тобі, Боже наш, слава тобі.</w:t>
-      </w:r>
-    </w:p>
-    <w:p>
-      <w:pPr>
-        <w:spacing w:line="240" w:lineRule="auto"/>
-        <w:rPr>
-          <w:rFonts w:ascii="Times New Roman" w:hAnsi="Times New Roman"/>
-          <w:sz w:val="24"/>
-        </w:rPr>
-      </w:pPr>
-      <w:r>
-        <w:rPr>
-          <w:rFonts w:ascii="Times New Roman" w:hAnsi="Times New Roman"/>
-          <w:sz w:val="24"/>
-        </w:rPr>
-        <w:t>Царю небесний, утішителю, Душе істини,* що всюди єси і все наповняєш,* скарбе дібр і життя подателю,* прийди і вселися в нас,* і очисти нас від усякої скверни,* і спаси, Благий, душі наші.</w:t>
-      </w:r>
-    </w:p>
-    <w:p>
-      <w:pPr>
-        <w:spacing w:line="240" w:lineRule="auto"/>
-        <w:rPr>
-          <w:rFonts w:ascii="Times New Roman" w:hAnsi="Times New Roman"/>
-          <w:sz w:val="24"/>
-        </w:rPr>
-      </w:pPr>
-      <w:r>
-        <w:rPr>
-          <w:rFonts w:ascii="Times New Roman" w:hAnsi="Times New Roman"/>
-          <w:sz w:val="24"/>
-        </w:rPr>
-        <w:t xml:space="preserve">Святий Боже, святий Кріпкий, святий Безсмертний, помилуй нас </w:t>
-      </w:r>
-      <w:r>
-        <w:rPr>
-          <w:rFonts w:ascii="Times New Roman" w:hAnsi="Times New Roman"/>
-          <w:i/>
-          <w:color w:val="FF0000"/>
-          <w:sz w:val="24"/>
-        </w:rPr>
-        <w:t>(3 р.)</w:t>
+        <w:t xml:space="preserve">Амінь. </w:t>
+      </w:r>
+    </w:p>
+    <w:p>
+      <w:pPr>
+        <w:spacing w:line="240" w:lineRule="auto"/>
+        <w:rPr>
+          <w:rFonts w:ascii="Times New Roman" w:hAnsi="Times New Roman"/>
+          <w:sz w:val="24"/>
+        </w:rPr>
+      </w:pPr>
+      <w:r>
+        <w:rPr>
+          <w:rFonts w:ascii="Times New Roman" w:hAnsi="Times New Roman"/>
+          <w:sz w:val="24"/>
+        </w:rPr>
+        <w:t xml:space="preserve">Господи, помилуй </w:t>
+      </w:r>
+      <w:r>
+        <w:rPr>
+          <w:rFonts w:ascii="Times New Roman" w:hAnsi="Times New Roman"/>
+          <w:i/>
+          <w:color w:val="FF0000"/>
+          <w:sz w:val="24"/>
+        </w:rPr>
+        <w:t>(12 р.)</w:t>
       </w:r>
       <w:r>
         <w:rPr>
@@ -7308,228 +7335,41 @@
     </w:p>
     <w:p>
       <w:pPr>
-        <w:spacing w:line="240" w:lineRule="auto"/>
-        <w:rPr>
-          <w:rFonts w:ascii="Times New Roman" w:hAnsi="Times New Roman"/>
-          <w:sz w:val="24"/>
-        </w:rPr>
-      </w:pPr>
-      <w:r>
-        <w:rPr>
-          <w:rFonts w:ascii="Times New Roman" w:hAnsi="Times New Roman"/>
-          <w:sz w:val="24"/>
-        </w:rPr>
-        <w:t>Пресвята Тройце, помилуй нас;* Господи, очисти гріхи наші;* Владико, прости беззаконня наші;* Святий, завітай і зціли немочі наші імени твого ради.</w:t>
-      </w:r>
-    </w:p>
-    <w:p>
-      <w:pPr>
-        <w:spacing w:line="240" w:lineRule="auto"/>
-        <w:rPr>
-          <w:rFonts w:ascii="Times New Roman" w:hAnsi="Times New Roman"/>
-          <w:sz w:val="24"/>
-        </w:rPr>
-      </w:pPr>
-      <w:r>
-        <w:rPr>
-          <w:rFonts w:ascii="Times New Roman" w:hAnsi="Times New Roman"/>
-          <w:sz w:val="24"/>
-        </w:rPr>
-        <w:t xml:space="preserve">Господи, помилуй </w:t>
-      </w:r>
-      <w:r>
-        <w:rPr>
-          <w:rFonts w:ascii="Times New Roman" w:hAnsi="Times New Roman"/>
-          <w:i/>
-          <w:color w:val="FF0000"/>
-          <w:sz w:val="24"/>
-        </w:rPr>
-        <w:t>(3 р.)</w:t>
-      </w:r>
-      <w:r>
-        <w:rPr>
-          <w:rFonts w:ascii="Times New Roman" w:hAnsi="Times New Roman"/>
-          <w:sz w:val="24"/>
-        </w:rPr>
-        <w:t>.</w:t>
-      </w:r>
-    </w:p>
-    <w:p>
-      <w:pPr>
-        <w:spacing w:line="240" w:lineRule="auto"/>
-        <w:rPr>
-          <w:rFonts w:ascii="Times New Roman" w:hAnsi="Times New Roman"/>
-          <w:sz w:val="24"/>
-        </w:rPr>
-      </w:pPr>
-      <w:r>
-        <w:rPr>
-          <w:rFonts w:ascii="Times New Roman" w:hAnsi="Times New Roman"/>
-          <w:sz w:val="24"/>
-        </w:rPr>
-        <w:t>Слава Отцю, і Сину, і Святому Духові,* і нині, і повсякчас, і на віки вічні. Амінь.</w:t>
-      </w:r>
-    </w:p>
-    <w:p>
-      <w:pPr>
-        <w:spacing w:line="240" w:lineRule="auto"/>
-        <w:rPr>
-          <w:rFonts w:ascii="Times New Roman" w:hAnsi="Times New Roman"/>
-          <w:sz w:val="24"/>
-        </w:rPr>
-      </w:pPr>
-      <w:r>
-        <w:rPr>
-          <w:rFonts w:ascii="Times New Roman" w:hAnsi="Times New Roman"/>
-          <w:sz w:val="24"/>
-        </w:rPr>
-        <w:t>Отче наш, що єси на небесах,* нехай святиться ім’я твоє,* нехай прийде царство твоє,* нехай буде воля твоя, як на небі, так і на землі.* Хліб наш насущний дай нам сьогодні,* і прости нам провини наші,* як і ми прощаємо винуватцям нашим,* і не введи нас у спокусу,* але визволи нас від лукавого.</w:t>
-      </w:r>
-    </w:p>
-    <w:p>
-      <w:pPr>
-        <w:spacing w:line="240" w:lineRule="auto"/>
-        <w:rPr>
-          <w:rFonts w:ascii="Times New Roman" w:hAnsi="Times New Roman"/>
-          <w:sz w:val="24"/>
-        </w:rPr>
-      </w:pPr>
-      <w:r>
-        <w:rPr>
-          <w:rFonts w:ascii="Times New Roman" w:hAnsi="Times New Roman"/>
-          <w:i/>
-          <w:color w:val="FF0000"/>
-          <w:sz w:val="24"/>
-        </w:rPr>
-        <w:t xml:space="preserve">Священик: </w:t>
-      </w:r>
-      <w:r>
-        <w:rPr>
-          <w:rFonts w:ascii="Times New Roman" w:hAnsi="Times New Roman"/>
-          <w:sz w:val="24"/>
-        </w:rPr>
-        <w:t>Бо твоє є царство, і сила, і слава, Отця, і Сина, і Святого Духа, нині і повсякчас, і на віки вічні.</w:t>
-      </w:r>
-    </w:p>
-    <w:p>
-      <w:pPr>
-        <w:spacing w:line="240" w:lineRule="auto"/>
-        <w:rPr>
-          <w:rFonts w:ascii="Times New Roman" w:hAnsi="Times New Roman"/>
-          <w:sz w:val="24"/>
-        </w:rPr>
-      </w:pPr>
-      <w:r>
-        <w:rPr>
-          <w:rFonts w:ascii="Times New Roman" w:hAnsi="Times New Roman"/>
-          <w:i/>
-          <w:color w:val="FF0000"/>
-          <w:sz w:val="24"/>
-        </w:rPr>
-        <w:t xml:space="preserve">Вірні: </w:t>
-      </w:r>
-      <w:r>
-        <w:rPr>
-          <w:rFonts w:ascii="Times New Roman" w:hAnsi="Times New Roman"/>
-          <w:sz w:val="24"/>
-        </w:rPr>
-        <w:t xml:space="preserve">Амінь. </w:t>
-      </w:r>
-    </w:p>
-    <w:p>
-      <w:pPr>
-        <w:spacing w:line="240" w:lineRule="auto"/>
-        <w:rPr>
-          <w:rFonts w:ascii="Times New Roman" w:hAnsi="Times New Roman"/>
-          <w:sz w:val="24"/>
-        </w:rPr>
-      </w:pPr>
-      <w:r>
-        <w:rPr>
-          <w:rFonts w:ascii="Times New Roman" w:hAnsi="Times New Roman"/>
-          <w:sz w:val="24"/>
-        </w:rPr>
-        <w:t xml:space="preserve">Господи, помилуй </w:t>
-      </w:r>
-      <w:r>
-        <w:rPr>
-          <w:rFonts w:ascii="Times New Roman" w:hAnsi="Times New Roman"/>
-          <w:i/>
-          <w:color w:val="FF0000"/>
-          <w:sz w:val="24"/>
-        </w:rPr>
-        <w:t>(12 р.)</w:t>
-      </w:r>
-      <w:r>
-        <w:rPr>
-          <w:rFonts w:ascii="Times New Roman" w:hAnsi="Times New Roman"/>
-          <w:sz w:val="24"/>
-        </w:rPr>
-        <w:t>.</w:t>
-      </w:r>
-    </w:p>
-    <w:p>
-      <w:pPr>
-        <w:spacing w:line="240" w:lineRule="auto"/>
-        <w:rPr>
-          <w:rFonts w:ascii="Times New Roman" w:hAnsi="Times New Roman"/>
-          <w:sz w:val="24"/>
-        </w:rPr>
-      </w:pPr>
-      <w:r>
-        <w:rPr>
-          <w:rFonts w:ascii="Times New Roman" w:hAnsi="Times New Roman"/>
-          <w:sz w:val="24"/>
-        </w:rPr>
-        <w:t>Слава Отцю, і Сину, і Святому Духові,* і нині, і повсякчас, і на віки вічні. Амінь.</w:t>
-      </w:r>
-    </w:p>
-    <w:p>
-      <w:pPr>
-        <w:spacing w:line="240" w:lineRule="auto"/>
-        <w:rPr>
-          <w:rFonts w:ascii="Times New Roman" w:hAnsi="Times New Roman"/>
-          <w:sz w:val="24"/>
-        </w:rPr>
-      </w:pPr>
-      <w:r>
-        <w:rPr>
-          <w:rFonts w:ascii="Times New Roman" w:hAnsi="Times New Roman"/>
-          <w:sz w:val="24"/>
-        </w:rPr>
-        <w:t>Прийдіте, поклонімся* Цареві нашому Богу.</w:t>
-      </w:r>
-    </w:p>
-    <w:p>
-      <w:pPr>
-        <w:spacing w:line="240" w:lineRule="auto"/>
-        <w:rPr>
-          <w:rFonts w:ascii="Times New Roman" w:hAnsi="Times New Roman"/>
-          <w:sz w:val="24"/>
-        </w:rPr>
-      </w:pPr>
-      <w:r>
-        <w:rPr>
-          <w:rFonts w:ascii="Times New Roman" w:hAnsi="Times New Roman"/>
-          <w:sz w:val="24"/>
-        </w:rPr>
-        <w:t>Прийдіте, поклонімся* Христові, Цареві нашому Богу.</w:t>
-      </w:r>
-    </w:p>
-    <w:p>
-      <w:pPr>
-        <w:spacing w:line="240" w:lineRule="auto"/>
-        <w:rPr>
-          <w:rFonts w:ascii="Times New Roman" w:hAnsi="Times New Roman"/>
-          <w:sz w:val="24"/>
-        </w:rPr>
-      </w:pPr>
-      <w:r>
-        <w:rPr>
-          <w:rFonts w:ascii="Times New Roman" w:hAnsi="Times New Roman"/>
-          <w:sz w:val="24"/>
-        </w:rPr>
-        <w:t>Прийдіте, поклонімся і припадім* до самого Господа Ісуса Христа, Царя і Бога нашого.</w:t>
+        <w:spacing w:after="120"/>
+        <w:jc w:val="both"/>
+      </w:pPr>
+      <w:r>
+        <w:rPr>
+          <w:rFonts w:ascii="Times New Roman" w:hAnsi="Times New Roman"/>
+          <w:sz w:val="24"/>
+        </w:rPr>
+        <w:t>Прийді́те, поклоні́мся* царе́ві на́шому – Бо́гу.</w:t>
+      </w:r>
+    </w:p>
+    <w:p>
+      <w:pPr>
+        <w:spacing w:after="120"/>
+        <w:jc w:val="both"/>
+      </w:pPr>
+      <w:r>
+        <w:rPr>
+          <w:rFonts w:ascii="Times New Roman" w:hAnsi="Times New Roman"/>
+          <w:sz w:val="24"/>
+        </w:rPr>
+        <w:t>Прийді́те, поклоні́мся* Христо́ві, царе́ві на́шому – Бо́гу.</w:t>
+      </w:r>
+    </w:p>
+    <w:p>
+      <w:pPr>
+        <w:spacing w:after="120"/>
+        <w:jc w:val="both"/>
+      </w:pPr>
+      <w:r>
+        <w:rPr>
+          <w:rFonts w:ascii="Times New Roman" w:hAnsi="Times New Roman"/>
+          <w:sz w:val="24"/>
+        </w:rPr>
+        <w:t>Прийді́те, поклоні́мся і припаді́м* до само́го Го́спода Ісу́са Христа́ – царя́ і Бо́га на́шого.</w:t>
       </w:r>
     </w:p>
     <w:p>
@@ -8366,18 +8206,15 @@
     </w:p>
     <w:p>
       <w:pPr>
-        <w:spacing w:line="240" w:lineRule="auto"/>
-        <w:rPr>
-          <w:rFonts w:ascii="Times New Roman" w:hAnsi="Times New Roman"/>
-          <w:sz w:val="24"/>
-        </w:rPr>
-      </w:pPr>
-      <w:r>
-        <w:rPr>
-          <w:rFonts w:ascii="Times New Roman" w:hAnsi="Times New Roman"/>
-          <w:sz w:val="24"/>
-        </w:rPr>
-        <w:t xml:space="preserve">Господи, помилуй </w:t>
+        <w:spacing w:after="120"/>
+        <w:jc w:val="both"/>
+      </w:pPr>
+      <w:r>
+        <w:rPr>
+          <w:rFonts w:ascii="Times New Roman" w:hAnsi="Times New Roman"/>
+          <w:sz w:val="24"/>
+        </w:rPr>
+        <w:t xml:space="preserve">Господи, помилуй. </w:t>
       </w:r>
       <w:r>
         <w:rPr>
@@ -8388,13 +8225,6 @@
         </w:rPr>
         <w:t>(3 р.)</w:t>
       </w:r>
-      <w:r>
-        <w:rPr>
-          <w:rFonts w:ascii="Times New Roman" w:hAnsi="Times New Roman"/>
-          <w:sz w:val="24"/>
-        </w:rPr>
-        <w:t>.</w:t>
-      </w:r>
     </w:p>
     <w:p>
       <w:pPr>
@@ -8547,18 +8377,15 @@
     </w:p>
     <w:p>
       <w:pPr>
-        <w:spacing w:line="240" w:lineRule="auto"/>
-        <w:rPr>
-          <w:rFonts w:ascii="Times New Roman" w:hAnsi="Times New Roman"/>
-          <w:sz w:val="24"/>
-        </w:rPr>
-      </w:pPr>
-      <w:r>
-        <w:rPr>
-          <w:rFonts w:ascii="Times New Roman" w:hAnsi="Times New Roman"/>
-          <w:sz w:val="24"/>
-        </w:rPr>
-        <w:t xml:space="preserve">Святий Боже, святий Кріпкий, святий Безсмертний, помилуй нас </w:t>
+        <w:spacing w:after="120"/>
+        <w:jc w:val="both"/>
+      </w:pPr>
+      <w:r>
+        <w:rPr>
+          <w:rFonts w:ascii="Times New Roman" w:hAnsi="Times New Roman"/>
+          <w:sz w:val="24"/>
+        </w:rPr>
+        <w:t xml:space="preserve">Святий Боже, святий Кріпкий, святий Безсмертний, помилуй нас. </w:t>
       </w:r>
       <w:r>
         <w:rPr>
@@ -8569,13 +8396,6 @@
         </w:rPr>
         <w:t>(3 р.)</w:t>
       </w:r>
-      <w:r>
-        <w:rPr>
-          <w:rFonts w:ascii="Times New Roman" w:hAnsi="Times New Roman"/>
-          <w:sz w:val="24"/>
-        </w:rPr>
-        <w:t>.</w:t>
-      </w:r>
     </w:p>
     <w:p>
       <w:pPr>
@@ -8611,18 +8431,15 @@
     </w:p>
     <w:p>
       <w:pPr>
-        <w:spacing w:line="240" w:lineRule="auto"/>
-        <w:rPr>
-          <w:rFonts w:ascii="Times New Roman" w:hAnsi="Times New Roman"/>
-          <w:sz w:val="24"/>
-        </w:rPr>
-      </w:pPr>
-      <w:r>
-        <w:rPr>
-          <w:rFonts w:ascii="Times New Roman" w:hAnsi="Times New Roman"/>
-          <w:sz w:val="24"/>
-        </w:rPr>
-        <w:t xml:space="preserve">Господи, помилуй </w:t>
+        <w:spacing w:after="120"/>
+        <w:jc w:val="both"/>
+      </w:pPr>
+      <w:r>
+        <w:rPr>
+          <w:rFonts w:ascii="Times New Roman" w:hAnsi="Times New Roman"/>
+          <w:sz w:val="24"/>
+        </w:rPr>
+        <w:t xml:space="preserve">Господи, помилуй. </w:t>
       </w:r>
       <w:r>
         <w:rPr>
@@ -8632,13 +8449,6 @@
           <w:sz w:val="24"/>
         </w:rPr>
         <w:t>(3 р.)</w:t>
-      </w:r>
-      <w:r>
-        <w:rPr>
-          <w:rFonts w:ascii="Times New Roman" w:hAnsi="Times New Roman"/>
-          <w:sz w:val="24"/>
-        </w:rPr>
-        <w:t>.</w:t>
       </w:r>
     </w:p>
     <w:p>
@@ -8824,18 +8634,15 @@
     </w:p>
     <w:p>
       <w:pPr>
-        <w:spacing w:line="240" w:lineRule="auto"/>
-        <w:rPr>
-          <w:rFonts w:ascii="Times New Roman" w:hAnsi="Times New Roman"/>
-          <w:sz w:val="24"/>
-        </w:rPr>
-      </w:pPr>
-      <w:r>
-        <w:rPr>
-          <w:rFonts w:ascii="Times New Roman" w:hAnsi="Times New Roman"/>
-          <w:sz w:val="24"/>
-        </w:rPr>
-        <w:t xml:space="preserve">Господи, помилуй </w:t>
+        <w:spacing w:after="120"/>
+        <w:jc w:val="both"/>
+      </w:pPr>
+      <w:r>
+        <w:rPr>
+          <w:rFonts w:ascii="Times New Roman" w:hAnsi="Times New Roman"/>
+          <w:sz w:val="24"/>
+        </w:rPr>
+        <w:t xml:space="preserve">Господи, помилуй. </w:t>
       </w:r>
       <w:r>
         <w:rPr>
@@ -8846,13 +8653,6 @@
         </w:rPr>
         <w:t>(3 р.)</w:t>
       </w:r>
-      <w:r>
-        <w:rPr>
-          <w:rFonts w:ascii="Times New Roman" w:hAnsi="Times New Roman"/>
-          <w:sz w:val="24"/>
-        </w:rPr>
-        <w:t>.</w:t>
-      </w:r>
     </w:p>
     <w:p>
       <w:pPr>
@@ -9017,27 +8817,32 @@
     </w:p>
     <w:p>
       <w:pPr>
-        <w:spacing w:line="240" w:lineRule="auto"/>
-        <w:rPr>
-          <w:rFonts w:ascii="Times New Roman" w:hAnsi="Times New Roman"/>
-          <w:sz w:val="24"/>
-        </w:rPr>
-      </w:pPr>
-      <w:r>
-        <w:rPr>
-          <w:rFonts w:ascii="Times New Roman" w:hAnsi="Times New Roman"/>
-          <w:i/>
-          <w:color w:val="FF0000"/>
-          <w:sz w:val="24"/>
-        </w:rPr>
-        <w:t xml:space="preserve">Священик: </w:t>
-      </w:r>
-      <w:r>
-        <w:rPr>
-          <w:rFonts w:ascii="Times New Roman" w:hAnsi="Times New Roman"/>
-          <w:sz w:val="24"/>
-        </w:rPr>
-        <w:t>Слава тобі, Христе Боже, надіє наша, слава тобі!</w:t>
+        <w:spacing w:after="120"/>
+        <w:jc w:val="both"/>
+      </w:pPr>
+      <w:r>
+        <w:rPr>
+          <w:rFonts w:ascii="Times New Roman" w:hAnsi="Times New Roman"/>
+          <w:i/>
+          <w:color w:val="FF0000"/>
+          <w:sz w:val="24"/>
+        </w:rPr>
+        <w:t>Священик:</w:t>
+      </w:r>
+      <w:r>
+        <w:rPr>
+          <w:rFonts w:ascii="Times New Roman" w:hAnsi="Times New Roman"/>
+          <w:color w:val="FF0000"/>
+          <w:sz w:val="24"/>
+        </w:rPr>
+        <w:t xml:space="preserve"> </w:t>
+      </w:r>
+      <w:r>
+        <w:rPr>
+          <w:rFonts w:ascii="Times New Roman" w:hAnsi="Times New Roman"/>
+          <w:sz w:val="24"/>
+        </w:rPr>
+        <w:t>Слава тобі, Христе Боже, уповання наше, слава тобі!</w:t>
       </w:r>
     </w:p>
     <w:p>
